--- a/salidas/inventario/actas/acta-entrega/acta-entrega-001-2026.docx
+++ b/salidas/inventario/actas/acta-entrega/acta-entrega-001-2026.docx
@@ -1,6 +1,6 @@
 
 <file path=word/document.xml><?xml version="1.0" encoding="utf-8"?>
-<w:document xmlns:wpc="http://schemas.microsoft.com/office/word/2010/wordprocessingCanvas" xmlns:cx="http://schemas.microsoft.com/office/drawing/2014/chartex" xmlns:mc="http://schemas.openxmlformats.org/markup-compatibility/2006" xmlns:o="urn:schemas-microsoft-com:office:office" xmlns:r="http://schemas.openxmlformats.org/officeDocument/2006/relationships" xmlns:m="http://schemas.openxmlformats.org/officeDocument/2006/math" xmlns:v="urn:schemas-microsoft-com:vml" xmlns:wp14="http://schemas.microsoft.com/office/word/2010/wordprocessingDrawing" xmlns:wp="http://schemas.openxmlformats.org/drawingml/2006/wordprocessingDrawing" xmlns:w10="urn:schemas-microsoft-com:office:word" xmlns:w="http://schemas.openxmlformats.org/wordprocessingml/2006/main" xmlns:w14="http://schemas.microsoft.com/office/word/2010/wordml" xmlns:w15="http://schemas.microsoft.com/office/word/2012/wordml" xmlns:w16se="http://schemas.microsoft.com/office/word/2015/wordml/symex" xmlns:wpg="http://schemas.microsoft.com/office/word/2010/wordprocessingGroup" xmlns:wpi="http://schemas.microsoft.com/office/word/2010/wordprocessingInk" xmlns:wne="http://schemas.microsoft.com/office/word/2006/wordml" xmlns:wps="http://schemas.microsoft.com/office/word/2010/wordprocessingShape" mc:Ignorable="w14 w15 w16se wp14">
+<w:document xmlns:wpc="http://schemas.microsoft.com/office/word/2010/wordprocessingCanvas" xmlns:cx="http://schemas.microsoft.com/office/drawing/2014/chartex" xmlns:cx1="http://schemas.microsoft.com/office/drawing/2015/9/8/chartex" xmlns:cx2="http://schemas.microsoft.com/office/drawing/2015/10/21/chartex" xmlns:cx3="http://schemas.microsoft.com/office/drawing/2016/5/9/chartex" xmlns:cx4="http://schemas.microsoft.com/office/drawing/2016/5/10/chartex" xmlns:cx5="http://schemas.microsoft.com/office/drawing/2016/5/11/chartex" xmlns:cx6="http://schemas.microsoft.com/office/drawing/2016/5/12/chartex" xmlns:cx7="http://schemas.microsoft.com/office/drawing/2016/5/13/chartex" xmlns:cx8="http://schemas.microsoft.com/office/drawing/2016/5/14/chartex" xmlns:mc="http://schemas.openxmlformats.org/markup-compatibility/2006" xmlns:aink="http://schemas.microsoft.com/office/drawing/2016/ink" xmlns:am3d="http://schemas.microsoft.com/office/drawing/2017/model3d" xmlns:o="urn:schemas-microsoft-com:office:office" xmlns:oel="http://schemas.microsoft.com/office/2019/extlst" xmlns:r="http://schemas.openxmlformats.org/officeDocument/2006/relationships" xmlns:m="http://schemas.openxmlformats.org/officeDocument/2006/math" xmlns:v="urn:schemas-microsoft-com:vml" xmlns:wp14="http://schemas.microsoft.com/office/word/2010/wordprocessingDrawing" xmlns:wp="http://schemas.openxmlformats.org/drawingml/2006/wordprocessingDrawing" xmlns:w10="urn:schemas-microsoft-com:office:word" xmlns:w="http://schemas.openxmlformats.org/wordprocessingml/2006/main" xmlns:w14="http://schemas.microsoft.com/office/word/2010/wordml" xmlns:w15="http://schemas.microsoft.com/office/word/2012/wordml" xmlns:w16cex="http://schemas.microsoft.com/office/word/2018/wordml/cex" xmlns:w16cid="http://schemas.microsoft.com/office/word/2016/wordml/cid" xmlns:w16="http://schemas.microsoft.com/office/word/2018/wordml" xmlns:w16du="http://schemas.microsoft.com/office/word/2023/wordml/word16du" xmlns:w16sdtdh="http://schemas.microsoft.com/office/word/2020/wordml/sdtdatahash" xmlns:w16sdtfl="http://schemas.microsoft.com/office/word/2024/wordml/sdtformatlock" xmlns:w16se="http://schemas.microsoft.com/office/word/2015/wordml/symex" xmlns:wpg="http://schemas.microsoft.com/office/word/2010/wordprocessingGroup" xmlns:wpi="http://schemas.microsoft.com/office/word/2010/wordprocessingInk" xmlns:wne="http://schemas.microsoft.com/office/word/2006/wordml" xmlns:wps="http://schemas.microsoft.com/office/word/2010/wordprocessingShape" mc:Ignorable="w14 w15 w16se w16cid w16 w16cex w16sdtdh w16sdtfl w16du wp14">
   <w:body>
     <w:p>
       <w:pPr>
@@ -35,7 +35,7 @@
           <w:lang w:eastAsia="en-US"/>
           <w14:ligatures w14:val="standardContextual"/>
         </w:rPr>
-        <w:t xml:space="preserve">7 de abril del 2026</w:t>
+        <w:t xml:space="preserve">1 de abril del 2026</w:t>
       </w:r>
       <w:r>
         <w:rPr>
@@ -118,7 +118,7 @@
           <w:lang w:eastAsia="en-US"/>
           <w14:ligatures w14:val="standardContextual"/>
         </w:rPr>
-        <w:t xml:space="preserve">ADMINISTRADORA</w:t>
+        <w:t xml:space="preserve">Administradora</w:t>
       </w:r>
       <w:r>
         <w:rPr>
@@ -139,7 +139,7 @@
           <w:lang w:eastAsia="en-US"/>
           <w14:ligatures w14:val="standardContextual"/>
         </w:rPr>
-        <w:t xml:space="preserve">MGTR. JENNY ORTEGA MAZÓN</w:t>
+        <w:t xml:space="preserve">ING. PEDRO TIGRERO CASTRO</w:t>
       </w:r>
       <w:r>
         <w:rPr>
@@ -159,7 +159,7 @@
           <w:lang w:eastAsia="en-US"/>
           <w14:ligatures w14:val="standardContextual"/>
         </w:rPr>
-        <w:t xml:space="preserve">JEFE DE FACULTAD</w:t>
+        <w:t xml:space="preserve">Asistente de Facultad 1</w:t>
       </w:r>
       <w:r>
         <w:rPr>
@@ -234,7 +234,7 @@
           <w:sz w:val="20"/>
           <w:szCs w:val="20"/>
         </w:rPr>
-        <w:t xml:space="preserve">501</w:t>
+        <w:t xml:space="preserve">501-ADM</w:t>
       </w:r>
       <w:r>
         <w:rPr>
@@ -252,10 +252,55 @@
       </w:r>
       <w:r>
         <w:rPr>
-          <w:sz w:val="20"/>
-          <w:szCs w:val="20"/>
-        </w:rPr>
-        <w:t xml:space="preserve">JEFE DE FACULTAD</w:t>
+          <w:b/>
+          <w:sz w:val="20"/>
+          <w:szCs w:val="20"/>
+        </w:rPr>
+        <w:t xml:space="preserve">ING. PEDRO TIGRERO CASTRO</w:t>
+      </w:r>
+      <w:r>
+        <w:rPr>
+          <w:b/>
+          <w:sz w:val="20"/>
+          <w:szCs w:val="20"/>
+        </w:rPr>
+        <w:t>,</w:t>
+      </w:r>
+      <w:r>
+        <w:rPr>
+          <w:sz w:val="20"/>
+          <w:szCs w:val="20"/>
+        </w:rPr>
+        <w:t xml:space="preserve"> cumple sus funciones como </w:t>
+      </w:r>
+      <w:r>
+        <w:rPr>
+          <w:sz w:val="20"/>
+          <w:szCs w:val="20"/>
+        </w:rPr>
+        <w:t xml:space="preserve">Asistente de Facultad 1</w:t>
+      </w:r>
+      <w:r>
+        <w:rPr>
+          <w:sz w:val="20"/>
+          <w:szCs w:val="20"/>
+        </w:rPr>
+        <w:t xml:space="preserve"> en la Facultad de Jurisprudencia</w:t>
+      </w:r>
+      <w:r>
+        <w:rPr>
+          <w:color w:val="auto"/>
+          <w:sz w:val="20"/>
+          <w:szCs w:val="20"/>
+        </w:rPr>
+        <w:t xml:space="preserve">, </w:t>
+      </w:r>
+      <w:r>
+        <w:rPr>
+          <w:sz w:val="20"/>
+          <w:szCs w:val="20"/>
+        </w:rPr>
+        <w:t>Ciencias Sociales y Políticas en la/el</w:t>
       </w:r>
       <w:r>
         <w:rPr>
@@ -266,71 +311,10 @@
       </w:r>
       <w:r>
         <w:rPr>
-          <w:b/>
-          <w:sz w:val="20"/>
-          <w:szCs w:val="20"/>
-        </w:rPr>
-        <w:t xml:space="preserve">MGTR. JENNY ORTEGA MAZÓN</w:t>
-      </w:r>
-      <w:r>
-        <w:rPr>
-          <w:b/>
-          <w:sz w:val="20"/>
-          <w:szCs w:val="20"/>
-        </w:rPr>
-        <w:t>,</w:t>
-      </w:r>
-      <w:r>
-        <w:rPr>
-          <w:sz w:val="20"/>
-          <w:szCs w:val="20"/>
-        </w:rPr>
-        <w:t xml:space="preserve"> cumple sus funciones como </w:t>
-      </w:r>
-      <w:r>
-        <w:rPr>
-          <w:sz w:val="20"/>
-          <w:szCs w:val="20"/>
-        </w:rPr>
-        <w:t xml:space="preserve">JEFE DE FACULTAD</w:t>
-      </w:r>
-      <w:r>
-        <w:rPr>
-          <w:sz w:val="20"/>
-          <w:szCs w:val="20"/>
-        </w:rPr>
-        <w:t xml:space="preserve"> en la Facultad de Jurisprudencia</w:t>
-      </w:r>
-      <w:r>
-        <w:rPr>
-          <w:color w:val="auto"/>
-          <w:sz w:val="20"/>
-          <w:szCs w:val="20"/>
-        </w:rPr>
-        <w:t xml:space="preserve">, </w:t>
-      </w:r>
-      <w:r>
-        <w:rPr>
-          <w:sz w:val="20"/>
-          <w:szCs w:val="20"/>
-        </w:rPr>
-        <w:t>Ciencias Sociales y Políticas en la/el</w:t>
-      </w:r>
-      <w:bookmarkStart w:id="0" w:name="_GoBack"/>
-      <w:bookmarkEnd w:id="0"/>
-      <w:r>
-        <w:rPr>
-          <w:sz w:val="20"/>
-          <w:szCs w:val="20"/>
-        </w:rPr>
-        <w:t xml:space="preserve"> </w:t>
-      </w:r>
-      <w:r>
-        <w:rPr>
-          <w:sz w:val="20"/>
-          <w:szCs w:val="20"/>
-        </w:rPr>
-        <w:t xml:space="preserve">BLOQUE "B" - BETA, MEZZANINE, LAB-101.</w:t>
+          <w:sz w:val="20"/>
+          <w:szCs w:val="20"/>
+        </w:rPr>
+        <w:t xml:space="preserve">BLOQUE "B" - BETA, PLANTA BAJA, 6B-001.</w:t>
       </w:r>
     </w:p>
     <w:p>
@@ -893,6 +877,7 @@
         <w:rPr>
           <w:sz w:val="20"/>
           <w:szCs w:val="20"/>
+          <w:lang w:val="es-MX"/>
         </w:rPr>
       </w:pPr>
       <w:r>
@@ -930,14 +915,35 @@
           <w:lang w:eastAsia="en-US"/>
           <w14:ligatures w14:val="standardContextual"/>
         </w:rPr>
-        <w:t xml:space="preserve">Con los antecedentes expuestos en la cláusula anterior, se procede a detallar los bienes que se encuentran ubicados en la </w:t>
-      </w:r>
-      <w:r>
-        <w:rPr>
-          <w:sz w:val="20"/>
-          <w:szCs w:val="20"/>
-        </w:rPr>
-        <w:t xml:space="preserve">BLOQUE "B" - BETA, MEZZANINE, LAB-101</w:t>
+        <w:t>C</w:t>
+      </w:r>
+      <w:r>
+        <w:rPr>
+          <w:rFonts w:ascii="Arial" w:eastAsiaTheme="minorHAnsi" w:hAnsi="Arial" w:cs="Arial"/>
+          <w:sz w:val="20"/>
+          <w:szCs w:val="20"/>
+          <w:lang w:eastAsia="en-US"/>
+          <w14:ligatures w14:val="standardContextual"/>
+        </w:rPr>
+        <w:t xml:space="preserve">on </w:t>
+      </w:r>
+      <w:r>
+        <w:rPr>
+          <w:rFonts w:ascii="Arial" w:eastAsiaTheme="minorHAnsi" w:hAnsi="Arial" w:cs="Arial"/>
+          <w:sz w:val="20"/>
+          <w:szCs w:val="20"/>
+          <w:lang w:eastAsia="en-US"/>
+          <w14:ligatures w14:val="standardContextual"/>
+        </w:rPr>
+        <w:t xml:space="preserve">los antecedentes expuestos en la cláusula anterior, se procede a detallar los bienes que se encuentran ubicados en la </w:t>
+      </w:r>
+      <w:r>
+        <w:rPr>
+          <w:rFonts w:ascii="Arial" w:hAnsi="Arial" w:cs="Arial"/>
+          <w:sz w:val="20"/>
+          <w:szCs w:val="20"/>
+        </w:rPr>
+        <w:t xml:space="preserve">BLOQUE "B" - BETA, PLANTA BAJA, 6B-001</w:t>
       </w:r>
       <w:r>
         <w:rPr>
@@ -948,23 +954,6 @@
           <w:lang w:eastAsia="en-US"/>
           <w14:ligatures w14:val="standardContextual"/>
         </w:rPr>
-        <w:t>,</w:t>
-      </w:r>
-      <w:r>
-        <w:rPr>
-          <w:rFonts w:ascii="Arial" w:eastAsiaTheme="minorHAnsi" w:hAnsi="Arial" w:cs="Arial"/>
-          <w:sz w:val="20"/>
-          <w:szCs w:val="20"/>
-          <w:lang w:eastAsia="en-US"/>
-          <w14:ligatures w14:val="standardContextual"/>
-        </w:rPr>
-        <w:t xml:space="preserve"> ubicado en la Facultad de Jurisprudencia, Ciencias Sociales y</w:t>
-      </w:r>
-      <w:r>
-        <w:rPr>
-          <w:sz w:val="20"/>
-          <w:szCs w:val="20"/>
-        </w:rPr>
         <w:t xml:space="preserve"> </w:t>
       </w:r>
       <w:r>
@@ -975,14 +964,43 @@
           <w:lang w:eastAsia="en-US"/>
           <w14:ligatures w14:val="standardContextual"/>
         </w:rPr>
+        <w:t>de</w:t>
+      </w:r>
+      <w:r>
+        <w:rPr>
+          <w:rFonts w:ascii="Arial" w:eastAsiaTheme="minorHAnsi" w:hAnsi="Arial" w:cs="Arial"/>
+          <w:sz w:val="20"/>
+          <w:szCs w:val="20"/>
+          <w:lang w:eastAsia="en-US"/>
+          <w14:ligatures w14:val="standardContextual"/>
+        </w:rPr>
+        <w:t xml:space="preserve"> la Facultad de Jurisprudencia, Ciencias Sociales y</w:t>
+      </w:r>
+      <w:r>
+        <w:rPr>
+          <w:rFonts w:ascii="Arial" w:hAnsi="Arial" w:cs="Arial"/>
+          <w:sz w:val="20"/>
+          <w:szCs w:val="20"/>
+        </w:rPr>
+        <w:t xml:space="preserve"> </w:t>
+      </w:r>
+      <w:r>
+        <w:rPr>
+          <w:rFonts w:ascii="Arial" w:eastAsiaTheme="minorHAnsi" w:hAnsi="Arial" w:cs="Arial"/>
+          <w:sz w:val="20"/>
+          <w:szCs w:val="20"/>
+          <w:lang w:eastAsia="en-US"/>
+          <w14:ligatures w14:val="standardContextual"/>
+        </w:rPr>
         <w:t>Políticas</w:t>
       </w:r>
       <w:r>
         <w:rPr>
-          <w:sz w:val="20"/>
-          <w:szCs w:val="20"/>
-        </w:rPr>
-        <w:t xml:space="preserve">. </w:t>
+          <w:rFonts w:ascii="Arial" w:hAnsi="Arial" w:cs="Arial"/>
+          <w:sz w:val="20"/>
+          <w:szCs w:val="20"/>
+        </w:rPr>
+        <w:t xml:space="preserve"> </w:t>
       </w:r>
       <w:r>
         <w:rPr>
@@ -996,62 +1014,63 @@
       </w:r>
       <w:r>
         <w:rPr>
-          <w:rFonts w:eastAsia="Calibri" w:cs="Calibri"/>
+          <w:rFonts w:ascii="Arial" w:eastAsia="Calibri" w:hAnsi="Arial" w:cs="Arial"/>
           <w:bCs/>
           <w:color w:val="000000"/>
-          <w:sz w:val="18"/>
-          <w:szCs w:val="18"/>
+          <w:sz w:val="20"/>
+          <w:szCs w:val="20"/>
           <w:lang w:val="es-MX"/>
         </w:rPr>
-        <w:t xml:space="preserve">MGTR. JENNY ORTEGA MAZÓN</w:t>
-      </w:r>
-      <w:r>
-        <w:rPr>
-          <w:rFonts w:ascii="Arial" w:eastAsiaTheme="minorHAnsi" w:hAnsi="Arial" w:cs="Arial"/>
-          <w:sz w:val="20"/>
-          <w:szCs w:val="20"/>
-          <w:lang w:eastAsia="en-US"/>
-          <w14:ligatures w14:val="standardContextual"/>
-        </w:rPr>
-        <w:t>, para el desempe</w:t>
-      </w:r>
-      <w:r>
-        <w:rPr>
-          <w:rFonts w:ascii="Arial" w:eastAsiaTheme="minorHAnsi" w:hAnsi="Arial" w:cs="Arial"/>
-          <w:sz w:val="20"/>
-          <w:szCs w:val="20"/>
-          <w:lang w:eastAsia="en-US"/>
-          <w14:ligatures w14:val="standardContextual"/>
-        </w:rPr>
-        <w:t xml:space="preserve">ño de sus funciones, como </w:t>
-      </w:r>
-      <w:r>
-        <w:rPr>
-          <w:rFonts w:eastAsia="Calibri" w:cs="Calibri"/>
+        <w:t xml:space="preserve">ING. PEDRO TIGRERO CASTRO</w:t>
+      </w:r>
+      <w:r>
+        <w:rPr>
+          <w:rFonts w:ascii="Arial" w:eastAsiaTheme="minorHAnsi" w:hAnsi="Arial" w:cs="Arial"/>
+          <w:sz w:val="20"/>
+          <w:szCs w:val="20"/>
+          <w:lang w:eastAsia="en-US"/>
+          <w14:ligatures w14:val="standardContextual"/>
+        </w:rPr>
+        <w:t>,</w:t>
+      </w:r>
+      <w:r>
+        <w:rPr>
+          <w:rFonts w:ascii="Arial" w:eastAsiaTheme="minorHAnsi" w:hAnsi="Arial" w:cs="Arial"/>
+          <w:sz w:val="20"/>
+          <w:szCs w:val="20"/>
+          <w:lang w:eastAsia="en-US"/>
+          <w14:ligatures w14:val="standardContextual"/>
+        </w:rPr>
+        <w:t xml:space="preserve"> </w:t>
+      </w:r>
+      <w:r>
+        <w:rPr>
+          <w:rFonts w:ascii="Arial" w:eastAsia="Calibri" w:hAnsi="Arial" w:cs="Arial"/>
           <w:bCs/>
           <w:color w:val="000000"/>
-          <w:sz w:val="18"/>
-          <w:szCs w:val="18"/>
+          <w:sz w:val="20"/>
+          <w:szCs w:val="20"/>
           <w:lang w:val="es-MX"/>
         </w:rPr>
-        <w:t xml:space="preserve">JEFE DE FACULTAD</w:t>
-      </w:r>
-      <w:r>
-        <w:rPr>
-          <w:rFonts w:ascii="Arial" w:eastAsiaTheme="minorHAnsi" w:hAnsi="Arial" w:cs="Arial"/>
-          <w:sz w:val="20"/>
-          <w:szCs w:val="20"/>
-          <w:lang w:eastAsia="en-US"/>
-          <w14:ligatures w14:val="standardContextual"/>
-        </w:rPr>
-        <w:t xml:space="preserve"> en </w:t>
-      </w:r>
-      <w:r>
-        <w:rPr>
-          <w:sz w:val="20"/>
-          <w:szCs w:val="20"/>
-        </w:rPr>
-        <w:t xml:space="preserve">BLOQUE "B" - BETA, MEZZANINE, LAB-101.</w:t>
+        <w:t xml:space="preserve">Asistente de Facultad 1</w:t>
+      </w:r>
+      <w:r>
+        <w:rPr>
+          <w:rFonts w:ascii="Arial" w:eastAsiaTheme="minorHAnsi" w:hAnsi="Arial" w:cs="Arial"/>
+          <w:sz w:val="20"/>
+          <w:szCs w:val="20"/>
+          <w:lang w:val="es-MX" w:eastAsia="en-US"/>
+          <w14:ligatures w14:val="standardContextual"/>
+        </w:rPr>
+        <w:t>, para el desempeño de sus funciones</w:t>
+      </w:r>
+      <w:r>
+        <w:rPr>
+          <w:sz w:val="20"/>
+          <w:szCs w:val="20"/>
+          <w:lang w:val="es-MX"/>
+        </w:rPr>
+        <w:t>:</w:t>
       </w:r>
     </w:p>
     <w:p>
@@ -1075,16 +1094,20 @@
         <w:pStyle w:val="Default"/>
         <w:jc w:val="both"/>
         <w:rPr>
+          <w:b/>
+          <w:bCs/>
           <w:sz w:val="20"/>
           <w:szCs w:val="20"/>
         </w:rPr>
       </w:pPr>
       <w:r>
         <w:rPr>
-          <w:sz w:val="20"/>
-          <w:szCs w:val="20"/>
-        </w:rPr>
-        <w:t xml:space="preserve">BLOQUE "B" - BETA, MEZZANINE, LAB-101</w:t>
+          <w:b/>
+          <w:bCs/>
+          <w:sz w:val="20"/>
+          <w:szCs w:val="20"/>
+        </w:rPr>
+        <w:t xml:space="preserve">Asistente de Facultad 1</w:t>
       </w:r>
     </w:p>
     <w:p>
@@ -1120,43 +1143,42 @@
               <w:tblLook w:firstColumn="1" w:firstRow="1" w:lastColumn="0" w:lastRow="0" w:noHBand="0" w:noVBand="1" w:val="04A0"/>
             </w:tblPr>
             <w:tblGrid>
-              <w:gridCol w:w="864"/>
-              <w:gridCol w:w="864"/>
-              <w:gridCol w:w="864"/>
-              <w:gridCol w:w="864"/>
-              <w:gridCol w:w="864"/>
-              <w:gridCol w:w="864"/>
-              <w:gridCol w:w="864"/>
-              <w:gridCol w:w="864"/>
-              <w:gridCol w:w="864"/>
-              <w:gridCol w:w="864"/>
+              <w:gridCol w:w="960"/>
+              <w:gridCol w:w="960"/>
+              <w:gridCol w:w="960"/>
+              <w:gridCol w:w="960"/>
+              <w:gridCol w:w="960"/>
+              <w:gridCol w:w="960"/>
+              <w:gridCol w:w="960"/>
+              <w:gridCol w:w="960"/>
+              <w:gridCol w:w="960"/>
             </w:tblGrid>
             <w:tr>
               <w:tc>
                 <w:tcPr>
-                  <w:tcW w:type="dxa" w:w="1008"/>
+                  <w:tcW w:type="dxa" w:w="1120"/>
                   <w:shd w:val="clear" w:color="auto" w:fill="D9EAF7"/>
                 </w:tcPr>
                 <w:p>
                   <w:r>
                     <w:rPr>
                       <w:b/>
-                      <w:sz w:val="20"/>
+                      <w:sz w:val="18"/>
                     </w:rPr>
-                    <w:t>CODIGO INV.</w:t>
+                    <w:t>COD INV.</w:t>
                   </w:r>
                 </w:p>
               </w:tc>
               <w:tc>
                 <w:tcPr>
-                  <w:tcW w:type="dxa" w:w="432"/>
+                  <w:tcW w:type="dxa" w:w="950"/>
                   <w:shd w:val="clear" w:color="auto" w:fill="D9EAF7"/>
                 </w:tcPr>
                 <w:p>
                   <w:r>
                     <w:rPr>
                       <w:b/>
-                      <w:sz w:val="20"/>
+                      <w:sz w:val="18"/>
                     </w:rPr>
                     <w:t>DESCRIPCION</w:t>
                   </w:r>
@@ -1164,14 +1186,14 @@
               </w:tc>
               <w:tc>
                 <w:tcPr>
-                  <w:tcW w:type="dxa" w:w="1008"/>
+                  <w:tcW w:type="dxa" w:w="1120"/>
                   <w:shd w:val="clear" w:color="auto" w:fill="D9EAF7"/>
                 </w:tcPr>
                 <w:p>
                   <w:r>
                     <w:rPr>
                       <w:b/>
-                      <w:sz w:val="20"/>
+                      <w:sz w:val="18"/>
                     </w:rPr>
                     <w:t>MARCA</w:t>
                   </w:r>
@@ -1179,14 +1201,14 @@
               </w:tc>
               <w:tc>
                 <w:tcPr>
-                  <w:tcW w:type="dxa" w:w="1008"/>
+                  <w:tcW w:type="dxa" w:w="1120"/>
                   <w:shd w:val="clear" w:color="auto" w:fill="D9EAF7"/>
                 </w:tcPr>
                 <w:p>
                   <w:r>
                     <w:rPr>
                       <w:b/>
-                      <w:sz w:val="20"/>
+                      <w:sz w:val="18"/>
                     </w:rPr>
                     <w:t>MODELO</w:t>
                   </w:r>
@@ -1194,14 +1216,14 @@
               </w:tc>
               <w:tc>
                 <w:tcPr>
-                  <w:tcW w:type="dxa" w:w="1008"/>
+                  <w:tcW w:type="dxa" w:w="1120"/>
                   <w:shd w:val="clear" w:color="auto" w:fill="D9EAF7"/>
                 </w:tcPr>
                 <w:p>
                   <w:r>
                     <w:rPr>
                       <w:b/>
-                      <w:sz w:val="20"/>
+                      <w:sz w:val="18"/>
                     </w:rPr>
                     <w:t>SERIE</w:t>
                   </w:r>
@@ -1209,14 +1231,14 @@
               </w:tc>
               <w:tc>
                 <w:tcPr>
-                  <w:tcW w:type="dxa" w:w="1368"/>
+                  <w:tcW w:type="dxa" w:w="1296"/>
                   <w:shd w:val="clear" w:color="auto" w:fill="D9EAF7"/>
                 </w:tcPr>
                 <w:p>
                   <w:r>
                     <w:rPr>
                       <w:b/>
-                      <w:sz w:val="20"/>
+                      <w:sz w:val="18"/>
                     </w:rPr>
                     <w:t>ESTADO</w:t>
                   </w:r>
@@ -1224,29 +1246,29 @@
               </w:tc>
               <w:tc>
                 <w:tcPr>
-                  <w:tcW w:type="dxa" w:w="1224"/>
+                  <w:tcW w:type="dxa" w:w="1120"/>
                   <w:shd w:val="clear" w:color="auto" w:fill="D9EAF7"/>
                 </w:tcPr>
                 <w:p>
                   <w:r>
                     <w:rPr>
                       <w:b/>
-                      <w:sz w:val="20"/>
+                      <w:sz w:val="18"/>
                     </w:rPr>
-                    <w:t>CANT</w:t>
+                    <w:t>COD. ESBYE</w:t>
                   </w:r>
                 </w:p>
               </w:tc>
               <w:tc>
                 <w:tcPr>
-                  <w:tcW w:type="dxa" w:w="1008"/>
+                  <w:tcW w:type="dxa" w:w="1120"/>
                   <w:shd w:val="clear" w:color="auto" w:fill="D9EAF7"/>
                 </w:tcPr>
                 <w:p>
                   <w:r>
                     <w:rPr>
                       <w:b/>
-                      <w:sz w:val="20"/>
+                      <w:sz w:val="18"/>
                     </w:rPr>
                     <w:t>CUENTA</w:t>
                   </w:r>
@@ -1254,31 +1276,16 @@
               </w:tc>
               <w:tc>
                 <w:tcPr>
-                  <w:tcW w:type="dxa" w:w="1008"/>
+                  <w:tcW w:type="dxa" w:w="1120"/>
                   <w:shd w:val="clear" w:color="auto" w:fill="D9EAF7"/>
                 </w:tcPr>
                 <w:p>
                   <w:r>
                     <w:rPr>
                       <w:b/>
-                      <w:sz w:val="20"/>
+                      <w:sz w:val="18"/>
                     </w:rPr>
-                    <w:t>COD. ESBYE</w:t>
-                  </w:r>
-                </w:p>
-              </w:tc>
-              <w:tc>
-                <w:tcPr>
-                  <w:tcW w:type="dxa" w:w="1008"/>
-                  <w:shd w:val="clear" w:color="auto" w:fill="D9EAF7"/>
-                </w:tcPr>
-                <w:p>
-                  <w:r>
-                    <w:rPr>
-                      <w:b/>
-                      <w:sz w:val="20"/>
-                    </w:rPr>
-                    <w:t>FECHA ADQUISICION</w:t>
+                    <w:t>CANT</w:t>
                   </w:r>
                 </w:p>
               </w:tc>
@@ -1286,77 +1293,77 @@
             <w:tr>
               <w:tc>
                 <w:tcPr>
-                  <w:tcW w:type="dxa" w:w="1008"/>
+                  <w:tcW w:type="dxa" w:w="1120"/>
                 </w:tcPr>
                 <w:p>
                   <w:r>
                     <w:rPr>
-                      <w:sz w:val="20"/>
+                      <w:sz w:val="18"/>
                     </w:rPr>
-                    <w:t>1519919</w:t>
+                    <w:t>1515314</w:t>
                   </w:r>
                 </w:p>
               </w:tc>
               <w:tc>
                 <w:tcPr>
-                  <w:tcW w:type="dxa" w:w="432"/>
+                  <w:tcW w:type="dxa" w:w="950"/>
                 </w:tcPr>
                 <w:p>
                   <w:r>
                     <w:rPr>
-                      <w:sz w:val="20"/>
+                      <w:sz w:val="18"/>
                     </w:rPr>
-                    <w:t>"PIZARRA ACRILICA CON PORTA BORRADOR MEDIDAS (3.00 DE ANCHO X 1.20 DE LARGO)</w:t>
+                    <w:t>SILLA METÁLICA DE TUBO REDONDO COLOR NEGRO SIN APOYABRAZO, TAPIZADA EN ASIENTO Y ESPALDAR CON YUTE COLOR NEGRO</w:t>
                   </w:r>
                 </w:p>
               </w:tc>
               <w:tc>
                 <w:tcPr>
-                  <w:tcW w:type="dxa" w:w="1008"/>
+                  <w:tcW w:type="dxa" w:w="1120"/>
                 </w:tcPr>
                 <w:p>
                   <w:r>
                     <w:rPr>
-                      <w:sz w:val="20"/>
+                      <w:sz w:val="18"/>
                     </w:rPr>
-                    <w:t>-</w:t>
+                    <w:t>S/M</w:t>
                   </w:r>
                 </w:p>
               </w:tc>
               <w:tc>
                 <w:tcPr>
-                  <w:tcW w:type="dxa" w:w="1008"/>
+                  <w:tcW w:type="dxa" w:w="1120"/>
                 </w:tcPr>
                 <w:p>
                   <w:r>
                     <w:rPr>
-                      <w:sz w:val="20"/>
+                      <w:sz w:val="18"/>
                     </w:rPr>
-                    <w:t>-</w:t>
+                    <w:t>S/M</w:t>
                   </w:r>
                 </w:p>
               </w:tc>
               <w:tc>
                 <w:tcPr>
-                  <w:tcW w:type="dxa" w:w="1008"/>
+                  <w:tcW w:type="dxa" w:w="1120"/>
                 </w:tcPr>
                 <w:p>
                   <w:r>
                     <w:rPr>
-                      <w:sz w:val="20"/>
+                      <w:sz w:val="18"/>
                     </w:rPr>
-                    <w:t>12345678</w:t>
+                    <w:t>S/S</w:t>
                   </w:r>
                 </w:p>
               </w:tc>
               <w:tc>
                 <w:tcPr>
-                  <w:tcW w:type="dxa" w:w="1368"/>
+                  <w:tcW w:type="dxa" w:w="1296"/>
                 </w:tcPr>
                 <w:p>
                   <w:r>
                     <w:rPr>
-                      <w:sz w:val="20"/>
+                      <w:sz w:val="18"/>
                     </w:rPr>
                     <w:t>Bueno</w:t>
                   </w:r>
@@ -1364,25 +1371,25 @@
               </w:tc>
               <w:tc>
                 <w:tcPr>
-                  <w:tcW w:type="dxa" w:w="1224"/>
+                  <w:tcW w:type="dxa" w:w="1120"/>
                 </w:tcPr>
                 <w:p>
                   <w:r>
                     <w:rPr>
-                      <w:sz w:val="20"/>
+                      <w:sz w:val="18"/>
                     </w:rPr>
-                    <w:t>1</w:t>
+                    <w:t>S/C</w:t>
                   </w:r>
                 </w:p>
               </w:tc>
               <w:tc>
                 <w:tcPr>
-                  <w:tcW w:type="dxa" w:w="1008"/>
+                  <w:tcW w:type="dxa" w:w="1120"/>
                 </w:tcPr>
                 <w:p>
                   <w:r>
                     <w:rPr>
-                      <w:sz w:val="20"/>
+                      <w:sz w:val="18"/>
                     </w:rPr>
                     <w:t>MOBILIARIOS</w:t>
                   </w:r>
@@ -1390,12 +1397,224 @@
               </w:tc>
               <w:tc>
                 <w:tcPr>
-                  <w:tcW w:type="dxa" w:w="1008"/>
+                  <w:tcW w:type="dxa" w:w="1120"/>
                 </w:tcPr>
                 <w:p>
                   <w:r>
                     <w:rPr>
-                      <w:sz w:val="20"/>
+                      <w:sz w:val="18"/>
+                    </w:rPr>
+                    <w:t>1</w:t>
+                  </w:r>
+                </w:p>
+              </w:tc>
+            </w:tr>
+            <w:tr>
+              <w:tc>
+                <w:tcPr>
+                  <w:tcW w:type="dxa" w:w="1120"/>
+                </w:tcPr>
+                <w:p>
+                  <w:r>
+                    <w:rPr>
+                      <w:sz w:val="18"/>
+                    </w:rPr>
+                    <w:t>1515315</w:t>
+                  </w:r>
+                </w:p>
+              </w:tc>
+              <w:tc>
+                <w:tcPr>
+                  <w:tcW w:type="dxa" w:w="950"/>
+                </w:tcPr>
+                <w:p>
+                  <w:r>
+                    <w:rPr>
+                      <w:sz w:val="18"/>
+                    </w:rPr>
+                    <w:t>SILLA METÁLICA DE TUBO REDONDO COLOR NEGRO SIN APOYABRAZO, TAPIZADA EN ASIENTO Y ESPALDAR CON YUTE COLOR NEGRO</w:t>
+                  </w:r>
+                </w:p>
+              </w:tc>
+              <w:tc>
+                <w:tcPr>
+                  <w:tcW w:type="dxa" w:w="1120"/>
+                </w:tcPr>
+                <w:p>
+                  <w:r>
+                    <w:rPr>
+                      <w:sz w:val="18"/>
+                    </w:rPr>
+                    <w:t>S/M</w:t>
+                  </w:r>
+                </w:p>
+              </w:tc>
+              <w:tc>
+                <w:tcPr>
+                  <w:tcW w:type="dxa" w:w="1120"/>
+                </w:tcPr>
+                <w:p>
+                  <w:r>
+                    <w:rPr>
+                      <w:sz w:val="18"/>
+                    </w:rPr>
+                    <w:t>S/M</w:t>
+                  </w:r>
+                </w:p>
+              </w:tc>
+              <w:tc>
+                <w:tcPr>
+                  <w:tcW w:type="dxa" w:w="1120"/>
+                </w:tcPr>
+                <w:p>
+                  <w:r>
+                    <w:rPr>
+                      <w:sz w:val="18"/>
+                    </w:rPr>
+                    <w:t>S/S</w:t>
+                  </w:r>
+                </w:p>
+              </w:tc>
+              <w:tc>
+                <w:tcPr>
+                  <w:tcW w:type="dxa" w:w="1296"/>
+                </w:tcPr>
+                <w:p>
+                  <w:r>
+                    <w:rPr>
+                      <w:sz w:val="18"/>
+                    </w:rPr>
+                    <w:t>Bueno</w:t>
+                  </w:r>
+                </w:p>
+              </w:tc>
+              <w:tc>
+                <w:tcPr>
+                  <w:tcW w:type="dxa" w:w="1120"/>
+                </w:tcPr>
+                <w:p>
+                  <w:r>
+                    <w:rPr>
+                      <w:sz w:val="18"/>
+                    </w:rPr>
+                    <w:t>S/C</w:t>
+                  </w:r>
+                </w:p>
+              </w:tc>
+              <w:tc>
+                <w:tcPr>
+                  <w:tcW w:type="dxa" w:w="1120"/>
+                </w:tcPr>
+                <w:p>
+                  <w:r>
+                    <w:rPr>
+                      <w:sz w:val="18"/>
+                    </w:rPr>
+                    <w:t>MOBILIARIOS</w:t>
+                  </w:r>
+                </w:p>
+              </w:tc>
+              <w:tc>
+                <w:tcPr>
+                  <w:tcW w:type="dxa" w:w="1120"/>
+                </w:tcPr>
+                <w:p>
+                  <w:r>
+                    <w:rPr>
+                      <w:sz w:val="18"/>
+                    </w:rPr>
+                    <w:t>1</w:t>
+                  </w:r>
+                </w:p>
+              </w:tc>
+            </w:tr>
+            <w:tr>
+              <w:tc>
+                <w:tcPr>
+                  <w:tcW w:type="dxa" w:w="1120"/>
+                </w:tcPr>
+                <w:p>
+                  <w:r>
+                    <w:rPr>
+                      <w:sz w:val="18"/>
+                    </w:rPr>
+                    <w:t>15199199</w:t>
+                  </w:r>
+                </w:p>
+              </w:tc>
+              <w:tc>
+                <w:tcPr>
+                  <w:tcW w:type="dxa" w:w="950"/>
+                </w:tcPr>
+                <w:p>
+                  <w:r>
+                    <w:rPr>
+                      <w:sz w:val="18"/>
+                    </w:rPr>
+                    <w:t>PIZARRA ACRILICA CON PORTA BORRADOR MEDIDAS (3.00 DE ANCHO X 1.20 DE LARGO)</w:t>
+                  </w:r>
+                </w:p>
+              </w:tc>
+              <w:tc>
+                <w:tcPr>
+                  <w:tcW w:type="dxa" w:w="1120"/>
+                </w:tcPr>
+                <w:p>
+                  <w:r>
+                    <w:rPr>
+                      <w:sz w:val="18"/>
+                    </w:rPr>
+                    <w:t>S/M</w:t>
+                  </w:r>
+                </w:p>
+              </w:tc>
+              <w:tc>
+                <w:tcPr>
+                  <w:tcW w:type="dxa" w:w="1120"/>
+                </w:tcPr>
+                <w:p>
+                  <w:r>
+                    <w:rPr>
+                      <w:sz w:val="18"/>
+                    </w:rPr>
+                    <w:t>S/M</w:t>
+                  </w:r>
+                </w:p>
+              </w:tc>
+              <w:tc>
+                <w:tcPr>
+                  <w:tcW w:type="dxa" w:w="1120"/>
+                </w:tcPr>
+                <w:p>
+                  <w:r>
+                    <w:rPr>
+                      <w:sz w:val="18"/>
+                    </w:rPr>
+                    <w:t>FJCP-000155</w:t>
+                  </w:r>
+                </w:p>
+              </w:tc>
+              <w:tc>
+                <w:tcPr>
+                  <w:tcW w:type="dxa" w:w="1296"/>
+                </w:tcPr>
+                <w:p>
+                  <w:r>
+                    <w:rPr>
+                      <w:sz w:val="18"/>
+                    </w:rPr>
+                    <w:t>Bueno</w:t>
+                  </w:r>
+                </w:p>
+              </w:tc>
+              <w:tc>
+                <w:tcPr>
+                  <w:tcW w:type="dxa" w:w="1120"/>
+                </w:tcPr>
+                <w:p>
+                  <w:r>
+                    <w:rPr>
+                      <w:sz w:val="18"/>
                     </w:rPr>
                     <w:t>35048097</w:t>
                   </w:r>
@@ -1403,14 +1622,27 @@
               </w:tc>
               <w:tc>
                 <w:tcPr>
-                  <w:tcW w:type="dxa" w:w="1008"/>
+                  <w:tcW w:type="dxa" w:w="1120"/>
                 </w:tcPr>
                 <w:p>
                   <w:r>
                     <w:rPr>
-                      <w:sz w:val="20"/>
+                      <w:sz w:val="18"/>
                     </w:rPr>
-                    <w:t>-</w:t>
+                    <w:t>MOBILIARIOS</w:t>
+                  </w:r>
+                </w:p>
+              </w:tc>
+              <w:tc>
+                <w:tcPr>
+                  <w:tcW w:type="dxa" w:w="1120"/>
+                </w:tcPr>
+                <w:p>
+                  <w:r>
+                    <w:rPr>
+                      <w:sz w:val="18"/>
+                    </w:rPr>
+                    <w:t>1</w:t>
                   </w:r>
                 </w:p>
               </w:tc>
@@ -1594,11 +1826,9 @@
         <w:adjustRightInd w:val="0"/>
         <w:spacing w:after="0" w:line="240" w:lineRule="auto"/>
         <w:rPr>
-          <w:rFonts w:ascii="ArialMT" w:eastAsiaTheme="minorHAnsi" w:hAnsi="ArialMT" w:cs="ArialMT"/>
-          <w:sz w:val="20"/>
-          <w:szCs w:val="20"/>
-          <w:lang w:eastAsia="en-US"/>
-          <w14:ligatures w14:val="standardContextual"/>
+          <w:rFonts w:ascii="ArialMT" w:hAnsi="ArialMT" w:cs="ArialMT"/>
+          <w:sz w:val="20"/>
+          <w:szCs w:val="20"/>
         </w:rPr>
       </w:pPr>
       <w:r>
@@ -1634,13 +1864,81 @@
     </w:p>
     <w:p>
       <w:pPr>
-        <w:pStyle w:val="Default"/>
-        <w:jc w:val="both"/>
-        <w:rPr>
-          <w:b/>
-          <w:bCs/>
-          <w:sz w:val="21"/>
-          <w:szCs w:val="21"/>
+        <w:autoSpaceDE w:val="0"/>
+        <w:autoSpaceDN w:val="0"/>
+        <w:adjustRightInd w:val="0"/>
+        <w:spacing w:after="0" w:line="240" w:lineRule="auto"/>
+        <w:rPr>
+          <w:rFonts w:ascii="ArialMT" w:hAnsi="ArialMT" w:cs="ArialMT"/>
+          <w:sz w:val="20"/>
+          <w:szCs w:val="20"/>
+        </w:rPr>
+      </w:pPr>
+    </w:p>
+    <w:p>
+      <w:pPr>
+        <w:autoSpaceDE w:val="0"/>
+        <w:autoSpaceDN w:val="0"/>
+        <w:adjustRightInd w:val="0"/>
+        <w:spacing w:after="0" w:line="240" w:lineRule="auto"/>
+        <w:rPr>
+          <w:rFonts w:ascii="ArialMT" w:hAnsi="ArialMT" w:cs="ArialMT"/>
+          <w:sz w:val="20"/>
+          <w:szCs w:val="20"/>
+        </w:rPr>
+      </w:pPr>
+    </w:p>
+    <w:p>
+      <w:pPr>
+        <w:autoSpaceDE w:val="0"/>
+        <w:autoSpaceDN w:val="0"/>
+        <w:adjustRightInd w:val="0"/>
+        <w:spacing w:after="0" w:line="240" w:lineRule="auto"/>
+        <w:rPr>
+          <w:rFonts w:ascii="ArialMT" w:hAnsi="ArialMT" w:cs="ArialMT"/>
+          <w:sz w:val="20"/>
+          <w:szCs w:val="20"/>
+        </w:rPr>
+      </w:pPr>
+    </w:p>
+    <w:p>
+      <w:pPr>
+        <w:autoSpaceDE w:val="0"/>
+        <w:autoSpaceDN w:val="0"/>
+        <w:adjustRightInd w:val="0"/>
+        <w:spacing w:after="0" w:line="240" w:lineRule="auto"/>
+        <w:rPr>
+          <w:rFonts w:ascii="ArialMT" w:hAnsi="ArialMT" w:cs="ArialMT"/>
+          <w:sz w:val="20"/>
+          <w:szCs w:val="20"/>
+        </w:rPr>
+      </w:pPr>
+    </w:p>
+    <w:p>
+      <w:pPr>
+        <w:autoSpaceDE w:val="0"/>
+        <w:autoSpaceDN w:val="0"/>
+        <w:adjustRightInd w:val="0"/>
+        <w:spacing w:after="0" w:line="240" w:lineRule="auto"/>
+        <w:rPr>
+          <w:rFonts w:ascii="ArialMT" w:hAnsi="ArialMT" w:cs="ArialMT"/>
+          <w:sz w:val="20"/>
+          <w:szCs w:val="20"/>
+        </w:rPr>
+      </w:pPr>
+    </w:p>
+    <w:p>
+      <w:pPr>
+        <w:autoSpaceDE w:val="0"/>
+        <w:autoSpaceDN w:val="0"/>
+        <w:adjustRightInd w:val="0"/>
+        <w:spacing w:after="0" w:line="240" w:lineRule="auto"/>
+        <w:rPr>
+          <w:rFonts w:ascii="ArialMT" w:eastAsiaTheme="minorHAnsi" w:hAnsi="ArialMT" w:cs="ArialMT"/>
+          <w:sz w:val="20"/>
+          <w:szCs w:val="20"/>
+          <w:lang w:eastAsia="en-US"/>
+          <w14:ligatures w14:val="standardContextual"/>
         </w:rPr>
       </w:pPr>
     </w:p>
@@ -1670,601 +1968,344 @@
     </w:p>
     <w:tbl>
       <w:tblPr>
-        <w:tblStyle w:val="Tablaconcuadrcula"/>
-        <w:tblW w:w="10495" w:type="dxa"/>
-        <w:tblBorders>
-          <w:top w:val="none" w:sz="0" w:space="0" w:color="auto"/>
-          <w:left w:val="none" w:sz="0" w:space="0" w:color="auto"/>
-          <w:bottom w:val="none" w:sz="0" w:space="0" w:color="auto"/>
-          <w:right w:val="none" w:sz="0" w:space="0" w:color="auto"/>
-          <w:insideH w:val="none" w:sz="0" w:space="0" w:color="auto"/>
-          <w:insideV w:val="none" w:sz="0" w:space="0" w:color="auto"/>
-        </w:tblBorders>
-        <w:tblLook w:val="04A0" w:firstRow="1" w:lastRow="0" w:firstColumn="1" w:lastColumn="0" w:noHBand="0" w:noVBand="1"/>
+        <w:tblStyle w:val="Tablanormal2"/>
+        <w:tblW w:w="10072" w:type="dxa"/>
+        <w:tblLook w:val="0600" w:firstRow="0" w:lastRow="0" w:firstColumn="0" w:lastColumn="0" w:noHBand="1" w:noVBand="1"/>
       </w:tblPr>
       <w:tblGrid>
-        <w:gridCol w:w="4531"/>
-        <w:gridCol w:w="1120"/>
-        <w:gridCol w:w="4844"/>
+        <w:gridCol w:w="5036"/>
+        <w:gridCol w:w="5036"/>
       </w:tblGrid>
       <w:tr>
         <w:trPr>
-          <w:trHeight w:val="360"/>
+          <w:trHeight w:val="214"/>
         </w:trPr>
         <w:tc>
           <w:tcPr>
-            <w:tcW w:w="4531" w:type="dxa"/>
+            <w:tcW w:w="5036" w:type="dxa"/>
+            <w:tcBorders>
+              <w:top w:val="single" w:sz="4" w:space="0" w:color="FFFFFF"/>
+            </w:tcBorders>
           </w:tcPr>
           <w:p>
             <w:pPr>
-              <w:pStyle w:val="Sinespaciado"/>
+              <w:pStyle w:val="NormalWeb"/>
               <w:jc w:val="center"/>
               <w:rPr>
-                <w:rFonts w:ascii="Arial" w:hAnsi="Arial" w:cs="Arial"/>
-                <w:b/>
-                <w:kern w:val="0"/>
+                <w:rFonts w:ascii="Microsoft Sans Serif" w:hAnsi="Microsoft Sans Serif" w:cs="Microsoft Sans Serif"/>
                 <w:sz w:val="20"/>
-                <w:szCs w:val="20"/>
-                <w14:ligatures w14:val="none"/>
-              </w:rPr>
-            </w:pPr>
-          </w:p>
-        </w:tc>
-        <w:tc>
-          <w:tcPr>
-            <w:tcW w:w="1120" w:type="dxa"/>
-          </w:tcPr>
-          <w:p>
-            <w:pPr>
-              <w:pStyle w:val="Sinespaciado"/>
-              <w:jc w:val="center"/>
-              <w:rPr>
-                <w:rFonts w:ascii="Arial" w:hAnsi="Arial" w:cs="Arial"/>
-                <w:b/>
-                <w:kern w:val="0"/>
-                <w:sz w:val="20"/>
-                <w:szCs w:val="20"/>
-                <w14:ligatures w14:val="none"/>
-              </w:rPr>
-            </w:pPr>
-          </w:p>
-        </w:tc>
-        <w:tc>
-          <w:tcPr>
-            <w:tcW w:w="4844" w:type="dxa"/>
-          </w:tcPr>
-          <w:p>
-            <w:pPr>
-              <w:pStyle w:val="Sinespaciado"/>
-              <w:jc w:val="center"/>
-              <w:rPr>
-                <w:rFonts w:ascii="Arial" w:hAnsi="Arial" w:cs="Arial"/>
-                <w:b/>
-                <w:kern w:val="0"/>
-                <w:sz w:val="20"/>
-                <w:szCs w:val="20"/>
-                <w14:ligatures w14:val="none"/>
-              </w:rPr>
-            </w:pPr>
-          </w:p>
-        </w:tc>
-      </w:tr>
-      <w:tr>
-        <w:trPr>
-          <w:trHeight w:val="338"/>
-        </w:trPr>
-        <w:tc>
-          <w:tcPr>
-            <w:tcW w:w="4531" w:type="dxa"/>
-          </w:tcPr>
-          <w:p>
-            <w:pPr>
-              <w:pStyle w:val="Sinespaciado"/>
-              <w:rPr>
-                <w:rFonts w:ascii="Arial" w:hAnsi="Arial" w:cs="Arial"/>
-                <w:b/>
-                <w:kern w:val="0"/>
-                <w:sz w:val="20"/>
-                <w:szCs w:val="20"/>
-                <w14:ligatures w14:val="none"/>
-              </w:rPr>
-            </w:pPr>
-          </w:p>
-        </w:tc>
-        <w:tc>
-          <w:tcPr>
-            <w:tcW w:w="1120" w:type="dxa"/>
-          </w:tcPr>
-          <w:p>
-            <w:pPr>
-              <w:pStyle w:val="Sinespaciado"/>
-              <w:jc w:val="center"/>
-              <w:rPr>
-                <w:rFonts w:ascii="Arial" w:hAnsi="Arial" w:cs="Arial"/>
-                <w:b/>
-                <w:kern w:val="0"/>
-                <w:sz w:val="20"/>
-                <w:szCs w:val="20"/>
-                <w14:ligatures w14:val="none"/>
-              </w:rPr>
-            </w:pPr>
-          </w:p>
-        </w:tc>
-        <w:tc>
-          <w:tcPr>
-            <w:tcW w:w="4844" w:type="dxa"/>
-          </w:tcPr>
-          <w:p>
-            <w:pPr>
-              <w:pStyle w:val="Sinespaciado"/>
-              <w:rPr>
-                <w:rFonts w:ascii="Arial" w:hAnsi="Arial" w:cs="Arial"/>
-                <w:b/>
-                <w:kern w:val="0"/>
-                <w:sz w:val="20"/>
-                <w:szCs w:val="20"/>
-                <w14:ligatures w14:val="none"/>
-              </w:rPr>
-            </w:pPr>
-          </w:p>
-        </w:tc>
-      </w:tr>
-      <w:tr>
-        <w:trPr>
-          <w:trHeight w:val="338"/>
-        </w:trPr>
-        <w:tc>
-          <w:tcPr>
-            <w:tcW w:w="4531" w:type="dxa"/>
-          </w:tcPr>
-          <w:p>
-            <w:pPr>
-              <w:pStyle w:val="Sinespaciado"/>
-              <w:rPr>
-                <w:rFonts w:ascii="Arial" w:hAnsi="Arial" w:cs="Arial"/>
-                <w:b/>
-                <w:kern w:val="0"/>
-                <w:sz w:val="20"/>
-                <w:szCs w:val="20"/>
-                <w14:ligatures w14:val="none"/>
-              </w:rPr>
-            </w:pPr>
-          </w:p>
-        </w:tc>
-        <w:tc>
-          <w:tcPr>
-            <w:tcW w:w="1120" w:type="dxa"/>
-          </w:tcPr>
-          <w:p>
-            <w:pPr>
-              <w:pStyle w:val="Sinespaciado"/>
-              <w:jc w:val="center"/>
-              <w:rPr>
-                <w:rFonts w:ascii="Arial" w:hAnsi="Arial" w:cs="Arial"/>
-                <w:b/>
-                <w:kern w:val="0"/>
-                <w:sz w:val="20"/>
-                <w:szCs w:val="20"/>
-                <w14:ligatures w14:val="none"/>
-              </w:rPr>
-            </w:pPr>
-          </w:p>
-        </w:tc>
-        <w:tc>
-          <w:tcPr>
-            <w:tcW w:w="4844" w:type="dxa"/>
-          </w:tcPr>
-          <w:p>
-            <w:pPr>
-              <w:pStyle w:val="Sinespaciado"/>
-              <w:rPr>
-                <w:rFonts w:ascii="Arial" w:hAnsi="Arial" w:cs="Arial"/>
-                <w:b/>
-                <w:kern w:val="0"/>
-                <w:sz w:val="20"/>
-                <w:szCs w:val="20"/>
-                <w14:ligatures w14:val="none"/>
-              </w:rPr>
-            </w:pPr>
-          </w:p>
-        </w:tc>
-      </w:tr>
-      <w:tr>
-        <w:trPr>
-          <w:trHeight w:val="912"/>
-        </w:trPr>
-        <w:tc>
-          <w:tcPr>
-            <w:tcW w:w="4531" w:type="dxa"/>
-          </w:tcPr>
-          <w:p>
-            <w:pPr>
-              <w:pStyle w:val="Sinespaciado"/>
-              <w:jc w:val="center"/>
-              <w:rPr>
-                <w:rFonts w:ascii="Arial" w:hAnsi="Arial" w:cs="Arial"/>
-                <w:b/>
-                <w:kern w:val="0"/>
-                <w:sz w:val="16"/>
-                <w:szCs w:val="18"/>
-                <w14:ligatures w14:val="none"/>
+                <w:lang w:val="es-MX"/>
               </w:rPr>
             </w:pPr>
             <w:r>
               <w:rPr>
-                <w:rFonts w:eastAsia="Calibri" w:cs="Calibri"/>
+                <w:rFonts w:ascii="Arial MT" w:hAnsi="Arial MT" w:cs="Microsoft Sans Serif"/>
                 <w:b/>
-                <w:bCs/>
-                <w:color w:val="000000"/>
                 <w:sz w:val="18"/>
-                <w:szCs w:val="18"/>
                 <w:lang w:val="es-MX"/>
               </w:rPr>
               <w:t xml:space="preserve">MGTR. JENNY ORTEGA MAZÓN</w:t>
-            </w:r>
-            <w:r>
-              <w:rPr>
-                <w:rFonts w:ascii="Arial" w:hAnsi="Arial" w:cs="Arial"/>
-                <w:b/>
-                <w:kern w:val="0"/>
-                <w:sz w:val="16"/>
-                <w:szCs w:val="18"/>
-                <w14:ligatures w14:val="none"/>
-              </w:rPr>
-              <w:t xml:space="preserve"> </w:t>
-            </w:r>
-          </w:p>
-          <w:p>
-            <w:pPr>
-              <w:pStyle w:val="Sinespaciado"/>
-              <w:jc w:val="center"/>
-              <w:rPr>
-                <w:rFonts w:ascii="Arial" w:hAnsi="Arial" w:cs="Arial"/>
-                <w:b/>
-                <w:kern w:val="0"/>
-                <w:sz w:val="16"/>
-                <w:szCs w:val="18"/>
-                <w14:ligatures w14:val="none"/>
-              </w:rPr>
-            </w:pPr>
-            <w:r>
-              <w:rPr>
-                <w:rFonts w:ascii="Arial" w:hAnsi="Arial" w:cs="Arial"/>
-                <w:b/>
-                <w:kern w:val="0"/>
-                <w:sz w:val="16"/>
-                <w:szCs w:val="18"/>
-                <w14:ligatures w14:val="none"/>
-              </w:rPr>
-              <w:t xml:space="preserve">ADMINISTRADORA</w:t>
-            </w:r>
-            <w:r>
-              <w:rPr>
-                <w:rFonts w:ascii="Arial" w:hAnsi="Arial" w:cs="Arial"/>
-                <w:b/>
-                <w:kern w:val="0"/>
-                <w:sz w:val="16"/>
-                <w:szCs w:val="18"/>
-                <w14:ligatures w14:val="none"/>
-              </w:rPr>
-              <w:t xml:space="preserve">         </w:t>
-            </w:r>
-            <w:r>
-              <w:rPr>
-                <w:rFonts w:ascii="Arial" w:hAnsi="Arial" w:cs="Arial"/>
-                <w:b/>
-                <w:kern w:val="0"/>
-                <w:sz w:val="14"/>
-                <w:szCs w:val="18"/>
-                <w14:ligatures w14:val="none"/>
-              </w:rPr>
-              <w:t xml:space="preserve">                                                    </w:t>
-            </w:r>
-            <w:r>
-              <w:rPr>
-                <w:rFonts w:ascii="Arial" w:hAnsi="Arial" w:cs="Arial"/>
-                <w:b/>
-                <w:kern w:val="0"/>
-                <w:sz w:val="16"/>
-                <w:szCs w:val="18"/>
-                <w14:ligatures w14:val="none"/>
-              </w:rPr>
-              <w:t>FACULTAD DE JURISPRUDENCIA, CIENCIAS SOCIALES Y POLÌTICAS</w:t>
-            </w:r>
-            <w:r>
-              <w:rPr>
-                <w:rFonts w:ascii="Arial" w:hAnsi="Arial" w:cs="Arial"/>
-                <w:b/>
-                <w:kern w:val="0"/>
-                <w:sz w:val="16"/>
-                <w:szCs w:val="18"/>
-                <w14:ligatures w14:val="none"/>
-              </w:rPr>
-              <w:t>.</w:t>
             </w:r>
           </w:p>
         </w:tc>
         <w:tc>
           <w:tcPr>
-            <w:tcW w:w="1120" w:type="dxa"/>
+            <w:tcW w:w="5036" w:type="dxa"/>
+            <w:tcBorders>
+              <w:top w:val="single" w:sz="4" w:space="0" w:color="FFFFFF" w:themeColor="background1"/>
+            </w:tcBorders>
           </w:tcPr>
           <w:p>
             <w:pPr>
-              <w:pStyle w:val="Sinespaciado"/>
+              <w:pStyle w:val="NormalWeb"/>
               <w:jc w:val="center"/>
               <w:rPr>
-                <w:rFonts w:ascii="Arial" w:hAnsi="Arial" w:cs="Arial"/>
-                <w:b/>
-                <w:kern w:val="0"/>
+                <w:rFonts w:ascii="Microsoft Sans Serif" w:hAnsi="Microsoft Sans Serif" w:cs="Microsoft Sans Serif"/>
                 <w:sz w:val="20"/>
-                <w:szCs w:val="20"/>
-                <w14:ligatures w14:val="none"/>
-              </w:rPr>
-            </w:pPr>
-          </w:p>
-        </w:tc>
-        <w:tc>
-          <w:tcPr>
-            <w:tcW w:w="4844" w:type="dxa"/>
-          </w:tcPr>
-          <w:p>
-            <w:pPr>
-              <w:pStyle w:val="Sinespaciado"/>
-              <w:jc w:val="center"/>
-              <w:rPr>
-                <w:rFonts w:ascii="Arial" w:hAnsi="Arial" w:cs="Arial"/>
-                <w:b/>
-                <w:kern w:val="0"/>
-                <w:sz w:val="18"/>
-                <w:szCs w:val="20"/>
-                <w14:ligatures w14:val="none"/>
+                <w:lang w:val="es-MX"/>
               </w:rPr>
             </w:pPr>
             <w:r>
               <w:rPr>
-                <w:rFonts w:ascii="Arial" w:hAnsi="Arial" w:cs="Arial"/>
+                <w:rFonts w:ascii="Arial MT" w:hAnsi="Arial MT" w:cs="Microsoft Sans Serif"/>
                 <w:b/>
-                <w:kern w:val="0"/>
                 <w:sz w:val="18"/>
-                <w:szCs w:val="20"/>
-                <w14:ligatures w14:val="none"/>
+                <w:lang w:val="es-MX"/>
               </w:rPr>
-              <w:t xml:space="preserve">MGTR. JENNY ORTEGA MAZÓN</w:t>
-            </w:r>
-          </w:p>
-          <w:p>
-            <w:pPr>
-              <w:pStyle w:val="Sinespaciado"/>
-              <w:jc w:val="center"/>
-              <w:rPr>
-                <w:rFonts w:ascii="Arial" w:hAnsi="Arial" w:cs="Arial"/>
-                <w:b/>
-                <w:kern w:val="0"/>
-                <w:sz w:val="16"/>
-                <w:szCs w:val="18"/>
-                <w14:ligatures w14:val="none"/>
-              </w:rPr>
-            </w:pPr>
-            <w:r>
-              <w:rPr>
-                <w:rFonts w:ascii="Arial" w:hAnsi="Arial" w:cs="Arial"/>
-                <w:b/>
-                <w:kern w:val="0"/>
-                <w:sz w:val="16"/>
-                <w:szCs w:val="18"/>
-                <w14:ligatures w14:val="none"/>
-              </w:rPr>
-              <w:t xml:space="preserve">JEFE DE FACULTAD</w:t>
-            </w:r>
-          </w:p>
-          <w:p>
-            <w:pPr>
-              <w:pStyle w:val="Sinespaciado"/>
-              <w:jc w:val="center"/>
-              <w:rPr>
-                <w:rFonts w:ascii="Arial" w:hAnsi="Arial" w:cs="Arial"/>
-                <w:b/>
-                <w:kern w:val="0"/>
-                <w:sz w:val="16"/>
-                <w:szCs w:val="18"/>
-                <w14:ligatures w14:val="none"/>
-              </w:rPr>
-            </w:pPr>
-            <w:r>
-              <w:rPr>
-                <w:rFonts w:ascii="Arial" w:hAnsi="Arial" w:cs="Arial"/>
-                <w:b/>
-                <w:kern w:val="0"/>
-                <w:sz w:val="16"/>
-                <w:szCs w:val="18"/>
-                <w14:ligatures w14:val="none"/>
-              </w:rPr>
-              <w:t>USUARIO FINAL</w:t>
-            </w:r>
-          </w:p>
-          <w:p>
-            <w:pPr>
-              <w:pStyle w:val="Sinespaciado"/>
-              <w:jc w:val="center"/>
-              <w:rPr>
-                <w:rFonts w:ascii="Arial" w:hAnsi="Arial" w:cs="Arial"/>
-                <w:b/>
-                <w:kern w:val="0"/>
-                <w:sz w:val="20"/>
-                <w:szCs w:val="20"/>
-                <w14:ligatures w14:val="none"/>
-              </w:rPr>
-            </w:pPr>
-            <w:r>
-              <w:rPr>
-                <w:rFonts w:ascii="Arial" w:hAnsi="Arial" w:cs="Arial"/>
-                <w:b/>
-                <w:kern w:val="0"/>
-                <w:sz w:val="16"/>
-                <w:szCs w:val="18"/>
-                <w14:ligatures w14:val="none"/>
-              </w:rPr>
-              <w:t>FACULTAD DE JURISPRUDENCIA, CIENCIAS SOCIALES Y POLÍTICAS</w:t>
-            </w:r>
-            <w:r>
-              <w:rPr>
-                <w:rFonts w:ascii="Arial" w:hAnsi="Arial" w:cs="Arial"/>
-                <w:b/>
-                <w:kern w:val="0"/>
-                <w:sz w:val="20"/>
-                <w:szCs w:val="20"/>
-                <w14:ligatures w14:val="none"/>
-              </w:rPr>
-              <w:t>.</w:t>
+              <w:t xml:space="preserve">ING. PEDRO TIGRERO CASTRO</w:t>
             </w:r>
           </w:p>
         </w:tc>
       </w:tr>
       <w:tr>
         <w:trPr>
-          <w:trHeight w:val="360"/>
+          <w:trHeight w:val="231"/>
         </w:trPr>
         <w:tc>
           <w:tcPr>
-            <w:tcW w:w="4531" w:type="dxa"/>
+            <w:tcW w:w="5036" w:type="dxa"/>
           </w:tcPr>
           <w:p>
             <w:pPr>
-              <w:pStyle w:val="Sinespaciado"/>
+              <w:pStyle w:val="NormalWeb"/>
               <w:jc w:val="center"/>
               <w:rPr>
-                <w:rFonts w:ascii="Arial" w:hAnsi="Arial" w:cs="Arial"/>
-                <w:b/>
-                <w:kern w:val="0"/>
+                <w:rFonts w:ascii="Microsoft Sans Serif" w:hAnsi="Microsoft Sans Serif" w:cs="Microsoft Sans Serif"/>
                 <w:sz w:val="20"/>
-                <w:szCs w:val="20"/>
-                <w14:ligatures w14:val="none"/>
+                <w:lang w:val="es-MX"/>
               </w:rPr>
             </w:pPr>
             <w:r>
               <w:rPr>
-                <w:rFonts w:ascii="Arial" w:hAnsi="Arial" w:cs="Arial"/>
+                <w:rFonts w:ascii="Arial MT" w:hAnsi="Arial MT"/>
                 <w:b/>
-                <w:kern w:val="0"/>
-                <w:sz w:val="20"/>
-                <w:szCs w:val="20"/>
-                <w14:ligatures w14:val="none"/>
+                <w:sz w:val="18"/>
+                <w:lang w:val="es-MX"/>
               </w:rPr>
-              <w:t>Entrega Conforme</w:t>
+              <w:t xml:space="preserve">Administradora</w:t>
             </w:r>
           </w:p>
         </w:tc>
         <w:tc>
           <w:tcPr>
-            <w:tcW w:w="1120" w:type="dxa"/>
+            <w:tcW w:w="5036" w:type="dxa"/>
           </w:tcPr>
           <w:p>
             <w:pPr>
-              <w:pStyle w:val="Sinespaciado"/>
+              <w:pStyle w:val="NormalWeb"/>
+              <w:jc w:val="center"/>
+              <w:rPr>
+                <w:rFonts w:ascii="Microsoft Sans Serif" w:hAnsi="Microsoft Sans Serif" w:cs="Microsoft Sans Serif"/>
+                <w:sz w:val="20"/>
+                <w:lang w:val="es-MX"/>
+              </w:rPr>
+            </w:pPr>
+            <w:r>
+              <w:rPr>
+                <w:rFonts w:ascii="Arial MT" w:hAnsi="Arial MT"/>
+                <w:b/>
+                <w:sz w:val="18"/>
+                <w:lang w:val="es-MX"/>
+              </w:rPr>
+              <w:t>USUARIO FINAL</w:t>
+            </w:r>
+          </w:p>
+        </w:tc>
+      </w:tr>
+      <w:tr>
+        <w:trPr>
+          <w:trHeight w:val="463"/>
+        </w:trPr>
+        <w:tc>
+          <w:tcPr>
+            <w:tcW w:w="5036" w:type="dxa"/>
+          </w:tcPr>
+          <w:p>
+            <w:pPr>
+              <w:pStyle w:val="NormalWeb"/>
+              <w:jc w:val="center"/>
+              <w:rPr>
+                <w:rFonts w:ascii="Microsoft Sans Serif" w:hAnsi="Microsoft Sans Serif" w:cs="Microsoft Sans Serif"/>
+                <w:sz w:val="20"/>
+                <w:lang w:val="es-MX"/>
+              </w:rPr>
+            </w:pPr>
+            <w:r>
+              <w:rPr>
+                <w:rFonts w:ascii="Arial MT" w:hAnsi="Arial MT"/>
+                <w:b/>
+                <w:sz w:val="18"/>
+                <w:lang w:val="es-MX"/>
+              </w:rPr>
+              <w:t>FACULTAD DE JURISPRUCENDIA</w:t>
+            </w:r>
+            <w:r>
+              <w:rPr>
+                <w:rFonts w:ascii="Arial MT" w:hAnsi="Arial MT"/>
+                <w:b/>
+                <w:sz w:val="18"/>
+                <w:lang w:val="es-MX"/>
+              </w:rPr>
+              <w:t>, CIENCIAS SOCIALES Y POLÌTICAS</w:t>
+            </w:r>
+          </w:p>
+        </w:tc>
+        <w:tc>
+          <w:tcPr>
+            <w:tcW w:w="5036" w:type="dxa"/>
+          </w:tcPr>
+          <w:p>
+            <w:pPr>
+              <w:pStyle w:val="NormalWeb"/>
+              <w:jc w:val="center"/>
+              <w:rPr>
+                <w:rFonts w:ascii="Microsoft Sans Serif" w:hAnsi="Microsoft Sans Serif" w:cs="Microsoft Sans Serif"/>
+                <w:sz w:val="20"/>
+                <w:lang w:val="es-MX"/>
+              </w:rPr>
+            </w:pPr>
+            <w:r>
+              <w:rPr>
+                <w:rFonts w:ascii="Arial MT" w:hAnsi="Arial MT"/>
+                <w:b/>
+                <w:sz w:val="18"/>
+                <w:lang w:val="es-MX"/>
+              </w:rPr>
+              <w:t xml:space="preserve">Asistente de Facultad 1</w:t>
+            </w:r>
+          </w:p>
+        </w:tc>
+      </w:tr>
+      <w:tr>
+        <w:trPr>
+          <w:trHeight w:val="811"/>
+        </w:trPr>
+        <w:tc>
+          <w:tcPr>
+            <w:tcW w:w="5036" w:type="dxa"/>
+            <w:tcBorders>
+              <w:bottom w:val="single" w:sz="4" w:space="0" w:color="FFFFFF"/>
+            </w:tcBorders>
+          </w:tcPr>
+          <w:p>
+            <w:pPr>
+              <w:pStyle w:val="NormalWeb"/>
+              <w:jc w:val="center"/>
+              <w:rPr>
+                <w:rFonts w:ascii="Arial MT" w:hAnsi="Arial MT" w:cs="Arial"/>
+                <w:sz w:val="20"/>
+                <w:lang w:val="es-MX"/>
+              </w:rPr>
+            </w:pPr>
+          </w:p>
+          <w:p>
+            <w:pPr>
+              <w:pStyle w:val="NormalWeb"/>
+              <w:jc w:val="center"/>
+              <w:rPr>
+                <w:rFonts w:ascii="Microsoft Sans Serif" w:hAnsi="Microsoft Sans Serif" w:cs="Microsoft Sans Serif"/>
+                <w:sz w:val="20"/>
+                <w:lang w:val="es-MX"/>
+              </w:rPr>
+            </w:pPr>
+            <w:r>
+              <w:rPr>
+                <w:rFonts w:ascii="Arial MT" w:hAnsi="Arial MT" w:cs="Arial"/>
+                <w:b/>
+                <w:sz w:val="20"/>
+                <w:lang w:val="es-MX"/>
+              </w:rPr>
+              <w:t>Entrega</w:t>
+            </w:r>
+            <w:r>
+              <w:rPr>
+                <w:rFonts w:ascii="Arial MT" w:hAnsi="Arial MT" w:cs="Arial"/>
+                <w:sz w:val="20"/>
+                <w:lang w:val="es-MX"/>
+              </w:rPr>
+              <w:t xml:space="preserve"> </w:t>
+            </w:r>
+            <w:r>
+              <w:rPr>
+                <w:rFonts w:ascii="Arial MT" w:hAnsi="Arial MT" w:cs="Arial"/>
+                <w:b/>
+                <w:sz w:val="20"/>
+                <w:lang w:val="es-MX"/>
+              </w:rPr>
+              <w:t>Conforme</w:t>
+            </w:r>
+          </w:p>
+        </w:tc>
+        <w:tc>
+          <w:tcPr>
+            <w:tcW w:w="5036" w:type="dxa"/>
+            <w:tcBorders>
+              <w:bottom w:val="single" w:sz="4" w:space="0" w:color="FFFFFF"/>
+            </w:tcBorders>
+          </w:tcPr>
+          <w:p>
+            <w:pPr>
+              <w:pStyle w:val="NormalWeb"/>
+              <w:jc w:val="center"/>
+              <w:rPr>
+                <w:rFonts w:ascii="Arial MT" w:hAnsi="Arial MT" w:cs="Microsoft Sans Serif"/>
+                <w:sz w:val="20"/>
+                <w:lang w:val="es-MX"/>
+              </w:rPr>
+            </w:pPr>
+          </w:p>
+          <w:p>
+            <w:pPr>
+              <w:pStyle w:val="NormalWeb"/>
               <w:jc w:val="center"/>
               <w:rPr>
                 <w:rFonts w:ascii="Arial" w:hAnsi="Arial" w:cs="Arial"/>
                 <w:b/>
-                <w:kern w:val="0"/>
                 <w:sz w:val="20"/>
-                <w:szCs w:val="20"/>
-                <w14:ligatures w14:val="none"/>
-              </w:rPr>
-            </w:pPr>
-          </w:p>
-        </w:tc>
-        <w:tc>
-          <w:tcPr>
-            <w:tcW w:w="4844" w:type="dxa"/>
-          </w:tcPr>
-          <w:p>
-            <w:pPr>
-              <w:pStyle w:val="Sinespaciado"/>
-              <w:jc w:val="center"/>
-              <w:rPr>
-                <w:rFonts w:ascii="Arial" w:hAnsi="Arial" w:cs="Arial"/>
-                <w:b/>
-                <w:kern w:val="0"/>
-                <w:sz w:val="20"/>
-                <w:szCs w:val="20"/>
-                <w14:ligatures w14:val="none"/>
+                <w:lang w:val="es-MX"/>
               </w:rPr>
             </w:pPr>
             <w:r>
               <w:rPr>
-                <w:rFonts w:ascii="Arial" w:hAnsi="Arial" w:cs="Arial"/>
+                <w:rFonts w:ascii="Arial MT" w:hAnsi="Arial MT" w:cs="Arial"/>
                 <w:b/>
-                <w:kern w:val="0"/>
                 <w:sz w:val="20"/>
-                <w:szCs w:val="20"/>
-                <w14:ligatures w14:val="none"/>
+                <w:lang w:val="es-MX"/>
               </w:rPr>
               <w:t>Recibe Conforme</w:t>
             </w:r>
           </w:p>
         </w:tc>
       </w:tr>
-      <w:tr>
-        <w:trPr>
-          <w:trHeight w:val="338"/>
-        </w:trPr>
-        <w:tc>
-          <w:tcPr>
-            <w:tcW w:w="4531" w:type="dxa"/>
-          </w:tcPr>
-          <w:p>
-            <w:pPr>
-              <w:pStyle w:val="Sinespaciado"/>
-              <w:rPr>
-                <w:rFonts w:ascii="Arial" w:hAnsi="Arial" w:cs="Arial"/>
-                <w:b/>
-                <w:kern w:val="0"/>
-                <w:sz w:val="20"/>
-                <w:szCs w:val="20"/>
-                <w14:ligatures w14:val="none"/>
-              </w:rPr>
-            </w:pPr>
-          </w:p>
-        </w:tc>
-        <w:tc>
-          <w:tcPr>
-            <w:tcW w:w="1120" w:type="dxa"/>
-          </w:tcPr>
-          <w:p>
-            <w:pPr>
-              <w:pStyle w:val="Sinespaciado"/>
-              <w:jc w:val="center"/>
-              <w:rPr>
-                <w:rFonts w:ascii="Arial" w:hAnsi="Arial" w:cs="Arial"/>
-                <w:b/>
-                <w:kern w:val="0"/>
-                <w:sz w:val="20"/>
-                <w:szCs w:val="20"/>
-                <w14:ligatures w14:val="none"/>
-              </w:rPr>
-            </w:pPr>
-          </w:p>
-        </w:tc>
-        <w:tc>
-          <w:tcPr>
-            <w:tcW w:w="4844" w:type="dxa"/>
-          </w:tcPr>
-          <w:p>
-            <w:pPr>
-              <w:pStyle w:val="Sinespaciado"/>
-              <w:rPr>
-                <w:rFonts w:ascii="Arial" w:hAnsi="Arial" w:cs="Arial"/>
-                <w:b/>
-                <w:kern w:val="0"/>
-                <w:sz w:val="20"/>
-                <w:szCs w:val="20"/>
-                <w14:ligatures w14:val="none"/>
-              </w:rPr>
-            </w:pPr>
-          </w:p>
-        </w:tc>
-      </w:tr>
     </w:tbl>
+    <w:p>
+      <w:pPr>
+        <w:pStyle w:val="Default"/>
+        <w:jc w:val="both"/>
+        <w:rPr>
+          <w:b/>
+          <w:bCs/>
+          <w:sz w:val="21"/>
+          <w:szCs w:val="21"/>
+        </w:rPr>
+      </w:pPr>
+    </w:p>
+    <w:p>
+      <w:pPr>
+        <w:pStyle w:val="Default"/>
+        <w:jc w:val="both"/>
+        <w:rPr>
+          <w:b/>
+          <w:bCs/>
+          <w:sz w:val="21"/>
+          <w:szCs w:val="21"/>
+        </w:rPr>
+      </w:pPr>
+    </w:p>
+    <w:p>
+      <w:pPr>
+        <w:pStyle w:val="Default"/>
+        <w:jc w:val="both"/>
+        <w:rPr>
+          <w:b/>
+          <w:bCs/>
+          <w:sz w:val="21"/>
+          <w:szCs w:val="21"/>
+        </w:rPr>
+      </w:pPr>
+    </w:p>
+    <w:p>
+      <w:pPr>
+        <w:pStyle w:val="Default"/>
+        <w:jc w:val="both"/>
+        <w:rPr>
+          <w:b/>
+          <w:bCs/>
+          <w:sz w:val="21"/>
+          <w:szCs w:val="21"/>
+        </w:rPr>
+      </w:pPr>
+    </w:p>
     <w:p>
       <w:pPr>
         <w:rPr>
@@ -2288,7 +2329,7 @@
 </file>
 
 <file path=word/endnotes.xml><?xml version="1.0" encoding="utf-8"?>
-<w:endnotes xmlns:wpc="http://schemas.microsoft.com/office/word/2010/wordprocessingCanvas" xmlns:cx="http://schemas.microsoft.com/office/drawing/2014/chartex" xmlns:mc="http://schemas.openxmlformats.org/markup-compatibility/2006" xmlns:o="urn:schemas-microsoft-com:office:office" xmlns:r="http://schemas.openxmlformats.org/officeDocument/2006/relationships" xmlns:m="http://schemas.openxmlformats.org/officeDocument/2006/math" xmlns:v="urn:schemas-microsoft-com:vml" xmlns:wp14="http://schemas.microsoft.com/office/word/2010/wordprocessingDrawing" xmlns:wp="http://schemas.openxmlformats.org/drawingml/2006/wordprocessingDrawing" xmlns:w10="urn:schemas-microsoft-com:office:word" xmlns:w="http://schemas.openxmlformats.org/wordprocessingml/2006/main" xmlns:w14="http://schemas.microsoft.com/office/word/2010/wordml" xmlns:w15="http://schemas.microsoft.com/office/word/2012/wordml" xmlns:w16se="http://schemas.microsoft.com/office/word/2015/wordml/symex" xmlns:wpg="http://schemas.microsoft.com/office/word/2010/wordprocessingGroup" xmlns:wpi="http://schemas.microsoft.com/office/word/2010/wordprocessingInk" xmlns:wne="http://schemas.microsoft.com/office/word/2006/wordml" xmlns:wps="http://schemas.microsoft.com/office/word/2010/wordprocessingShape" mc:Ignorable="w14 w15 w16se wp14">
+<w:endnotes xmlns:wpc="http://schemas.microsoft.com/office/word/2010/wordprocessingCanvas" xmlns:cx="http://schemas.microsoft.com/office/drawing/2014/chartex" xmlns:cx1="http://schemas.microsoft.com/office/drawing/2015/9/8/chartex" xmlns:cx2="http://schemas.microsoft.com/office/drawing/2015/10/21/chartex" xmlns:cx3="http://schemas.microsoft.com/office/drawing/2016/5/9/chartex" xmlns:cx4="http://schemas.microsoft.com/office/drawing/2016/5/10/chartex" xmlns:cx5="http://schemas.microsoft.com/office/drawing/2016/5/11/chartex" xmlns:cx6="http://schemas.microsoft.com/office/drawing/2016/5/12/chartex" xmlns:cx7="http://schemas.microsoft.com/office/drawing/2016/5/13/chartex" xmlns:cx8="http://schemas.microsoft.com/office/drawing/2016/5/14/chartex" xmlns:mc="http://schemas.openxmlformats.org/markup-compatibility/2006" xmlns:aink="http://schemas.microsoft.com/office/drawing/2016/ink" xmlns:am3d="http://schemas.microsoft.com/office/drawing/2017/model3d" xmlns:o="urn:schemas-microsoft-com:office:office" xmlns:oel="http://schemas.microsoft.com/office/2019/extlst" xmlns:r="http://schemas.openxmlformats.org/officeDocument/2006/relationships" xmlns:m="http://schemas.openxmlformats.org/officeDocument/2006/math" xmlns:v="urn:schemas-microsoft-com:vml" xmlns:wp14="http://schemas.microsoft.com/office/word/2010/wordprocessingDrawing" xmlns:wp="http://schemas.openxmlformats.org/drawingml/2006/wordprocessingDrawing" xmlns:w10="urn:schemas-microsoft-com:office:word" xmlns:w="http://schemas.openxmlformats.org/wordprocessingml/2006/main" xmlns:w14="http://schemas.microsoft.com/office/word/2010/wordml" xmlns:w15="http://schemas.microsoft.com/office/word/2012/wordml" xmlns:w16cex="http://schemas.microsoft.com/office/word/2018/wordml/cex" xmlns:w16cid="http://schemas.microsoft.com/office/word/2016/wordml/cid" xmlns:w16="http://schemas.microsoft.com/office/word/2018/wordml" xmlns:w16du="http://schemas.microsoft.com/office/word/2023/wordml/word16du" xmlns:w16sdtdh="http://schemas.microsoft.com/office/word/2020/wordml/sdtdatahash" xmlns:w16sdtfl="http://schemas.microsoft.com/office/word/2024/wordml/sdtformatlock" xmlns:w16se="http://schemas.microsoft.com/office/word/2015/wordml/symex" xmlns:wpg="http://schemas.microsoft.com/office/word/2010/wordprocessingGroup" xmlns:wpi="http://schemas.microsoft.com/office/word/2010/wordprocessingInk" xmlns:wne="http://schemas.microsoft.com/office/word/2006/wordml" xmlns:wps="http://schemas.microsoft.com/office/word/2010/wordprocessingShape" mc:Ignorable="w14 w15 w16se w16cid w16 w16cex w16sdtdh w16sdtfl w16du wp14">
   <w:endnote w:type="separator" w:id="-1">
     <w:p>
       <w:pPr>
@@ -2313,7 +2354,7 @@
 </file>
 
 <file path=word/footer1.xml><?xml version="1.0" encoding="utf-8"?>
-<w:ftr xmlns:wpc="http://schemas.microsoft.com/office/word/2010/wordprocessingCanvas" xmlns:cx="http://schemas.microsoft.com/office/drawing/2014/chartex" xmlns:mc="http://schemas.openxmlformats.org/markup-compatibility/2006" xmlns:o="urn:schemas-microsoft-com:office:office" xmlns:r="http://schemas.openxmlformats.org/officeDocument/2006/relationships" xmlns:m="http://schemas.openxmlformats.org/officeDocument/2006/math" xmlns:v="urn:schemas-microsoft-com:vml" xmlns:wp14="http://schemas.microsoft.com/office/word/2010/wordprocessingDrawing" xmlns:wp="http://schemas.openxmlformats.org/drawingml/2006/wordprocessingDrawing" xmlns:w10="urn:schemas-microsoft-com:office:word" xmlns:w="http://schemas.openxmlformats.org/wordprocessingml/2006/main" xmlns:w14="http://schemas.microsoft.com/office/word/2010/wordml" xmlns:w15="http://schemas.microsoft.com/office/word/2012/wordml" xmlns:w16se="http://schemas.microsoft.com/office/word/2015/wordml/symex" xmlns:wpg="http://schemas.microsoft.com/office/word/2010/wordprocessingGroup" xmlns:wpi="http://schemas.microsoft.com/office/word/2010/wordprocessingInk" xmlns:wne="http://schemas.microsoft.com/office/word/2006/wordml" xmlns:wps="http://schemas.microsoft.com/office/word/2010/wordprocessingShape" mc:Ignorable="w14 w15 w16se wp14">
+<w:ftr xmlns:wpc="http://schemas.microsoft.com/office/word/2010/wordprocessingCanvas" xmlns:cx="http://schemas.microsoft.com/office/drawing/2014/chartex" xmlns:cx1="http://schemas.microsoft.com/office/drawing/2015/9/8/chartex" xmlns:cx2="http://schemas.microsoft.com/office/drawing/2015/10/21/chartex" xmlns:cx3="http://schemas.microsoft.com/office/drawing/2016/5/9/chartex" xmlns:cx4="http://schemas.microsoft.com/office/drawing/2016/5/10/chartex" xmlns:cx5="http://schemas.microsoft.com/office/drawing/2016/5/11/chartex" xmlns:cx6="http://schemas.microsoft.com/office/drawing/2016/5/12/chartex" xmlns:cx7="http://schemas.microsoft.com/office/drawing/2016/5/13/chartex" xmlns:cx8="http://schemas.microsoft.com/office/drawing/2016/5/14/chartex" xmlns:mc="http://schemas.openxmlformats.org/markup-compatibility/2006" xmlns:aink="http://schemas.microsoft.com/office/drawing/2016/ink" xmlns:am3d="http://schemas.microsoft.com/office/drawing/2017/model3d" xmlns:o="urn:schemas-microsoft-com:office:office" xmlns:oel="http://schemas.microsoft.com/office/2019/extlst" xmlns:r="http://schemas.openxmlformats.org/officeDocument/2006/relationships" xmlns:m="http://schemas.openxmlformats.org/officeDocument/2006/math" xmlns:v="urn:schemas-microsoft-com:vml" xmlns:wp14="http://schemas.microsoft.com/office/word/2010/wordprocessingDrawing" xmlns:wp="http://schemas.openxmlformats.org/drawingml/2006/wordprocessingDrawing" xmlns:w10="urn:schemas-microsoft-com:office:word" xmlns:w="http://schemas.openxmlformats.org/wordprocessingml/2006/main" xmlns:w14="http://schemas.microsoft.com/office/word/2010/wordml" xmlns:w15="http://schemas.microsoft.com/office/word/2012/wordml" xmlns:w16cex="http://schemas.microsoft.com/office/word/2018/wordml/cex" xmlns:w16cid="http://schemas.microsoft.com/office/word/2016/wordml/cid" xmlns:w16="http://schemas.microsoft.com/office/word/2018/wordml" xmlns:w16du="http://schemas.microsoft.com/office/word/2023/wordml/word16du" xmlns:w16sdtdh="http://schemas.microsoft.com/office/word/2020/wordml/sdtdatahash" xmlns:w16sdtfl="http://schemas.microsoft.com/office/word/2024/wordml/sdtformatlock" xmlns:w16se="http://schemas.microsoft.com/office/word/2015/wordml/symex" xmlns:wpg="http://schemas.microsoft.com/office/word/2010/wordprocessingGroup" xmlns:wpi="http://schemas.microsoft.com/office/word/2010/wordprocessingInk" xmlns:wne="http://schemas.microsoft.com/office/word/2006/wordml" xmlns:wps="http://schemas.microsoft.com/office/word/2010/wordprocessingShape" mc:Ignorable="w14 w15 w16se w16cid w16 w16cex w16sdtdh w16sdtfl w16du wp14">
   <w:p>
     <w:pPr>
       <w:ind w:right="-421"/>
@@ -2375,7 +2416,7 @@
         <w:szCs w:val="24"/>
         <w:lang w:val="es-ES"/>
       </w:rPr>
-      <w:t>2</w:t>
+      <w:t>1</w:t>
     </w:r>
     <w:r>
       <w:rPr>
@@ -2405,7 +2446,7 @@
 </file>
 
 <file path=word/footnotes.xml><?xml version="1.0" encoding="utf-8"?>
-<w:footnotes xmlns:wpc="http://schemas.microsoft.com/office/word/2010/wordprocessingCanvas" xmlns:cx="http://schemas.microsoft.com/office/drawing/2014/chartex" xmlns:mc="http://schemas.openxmlformats.org/markup-compatibility/2006" xmlns:o="urn:schemas-microsoft-com:office:office" xmlns:r="http://schemas.openxmlformats.org/officeDocument/2006/relationships" xmlns:m="http://schemas.openxmlformats.org/officeDocument/2006/math" xmlns:v="urn:schemas-microsoft-com:vml" xmlns:wp14="http://schemas.microsoft.com/office/word/2010/wordprocessingDrawing" xmlns:wp="http://schemas.openxmlformats.org/drawingml/2006/wordprocessingDrawing" xmlns:w10="urn:schemas-microsoft-com:office:word" xmlns:w="http://schemas.openxmlformats.org/wordprocessingml/2006/main" xmlns:w14="http://schemas.microsoft.com/office/word/2010/wordml" xmlns:w15="http://schemas.microsoft.com/office/word/2012/wordml" xmlns:w16se="http://schemas.microsoft.com/office/word/2015/wordml/symex" xmlns:wpg="http://schemas.microsoft.com/office/word/2010/wordprocessingGroup" xmlns:wpi="http://schemas.microsoft.com/office/word/2010/wordprocessingInk" xmlns:wne="http://schemas.microsoft.com/office/word/2006/wordml" xmlns:wps="http://schemas.microsoft.com/office/word/2010/wordprocessingShape" mc:Ignorable="w14 w15 w16se wp14">
+<w:footnotes xmlns:wpc="http://schemas.microsoft.com/office/word/2010/wordprocessingCanvas" xmlns:cx="http://schemas.microsoft.com/office/drawing/2014/chartex" xmlns:cx1="http://schemas.microsoft.com/office/drawing/2015/9/8/chartex" xmlns:cx2="http://schemas.microsoft.com/office/drawing/2015/10/21/chartex" xmlns:cx3="http://schemas.microsoft.com/office/drawing/2016/5/9/chartex" xmlns:cx4="http://schemas.microsoft.com/office/drawing/2016/5/10/chartex" xmlns:cx5="http://schemas.microsoft.com/office/drawing/2016/5/11/chartex" xmlns:cx6="http://schemas.microsoft.com/office/drawing/2016/5/12/chartex" xmlns:cx7="http://schemas.microsoft.com/office/drawing/2016/5/13/chartex" xmlns:cx8="http://schemas.microsoft.com/office/drawing/2016/5/14/chartex" xmlns:mc="http://schemas.openxmlformats.org/markup-compatibility/2006" xmlns:aink="http://schemas.microsoft.com/office/drawing/2016/ink" xmlns:am3d="http://schemas.microsoft.com/office/drawing/2017/model3d" xmlns:o="urn:schemas-microsoft-com:office:office" xmlns:oel="http://schemas.microsoft.com/office/2019/extlst" xmlns:r="http://schemas.openxmlformats.org/officeDocument/2006/relationships" xmlns:m="http://schemas.openxmlformats.org/officeDocument/2006/math" xmlns:v="urn:schemas-microsoft-com:vml" xmlns:wp14="http://schemas.microsoft.com/office/word/2010/wordprocessingDrawing" xmlns:wp="http://schemas.openxmlformats.org/drawingml/2006/wordprocessingDrawing" xmlns:w10="urn:schemas-microsoft-com:office:word" xmlns:w="http://schemas.openxmlformats.org/wordprocessingml/2006/main" xmlns:w14="http://schemas.microsoft.com/office/word/2010/wordml" xmlns:w15="http://schemas.microsoft.com/office/word/2012/wordml" xmlns:w16cex="http://schemas.microsoft.com/office/word/2018/wordml/cex" xmlns:w16cid="http://schemas.microsoft.com/office/word/2016/wordml/cid" xmlns:w16="http://schemas.microsoft.com/office/word/2018/wordml" xmlns:w16du="http://schemas.microsoft.com/office/word/2023/wordml/word16du" xmlns:w16sdtdh="http://schemas.microsoft.com/office/word/2020/wordml/sdtdatahash" xmlns:w16sdtfl="http://schemas.microsoft.com/office/word/2024/wordml/sdtformatlock" xmlns:w16se="http://schemas.microsoft.com/office/word/2015/wordml/symex" xmlns:wpg="http://schemas.microsoft.com/office/word/2010/wordprocessingGroup" xmlns:wpi="http://schemas.microsoft.com/office/word/2010/wordprocessingInk" xmlns:wne="http://schemas.microsoft.com/office/word/2006/wordml" xmlns:wps="http://schemas.microsoft.com/office/word/2010/wordprocessingShape" mc:Ignorable="w14 w15 w16se w16cid w16 w16cex w16sdtdh w16sdtfl w16du wp14">
   <w:footnote w:type="separator" w:id="-1">
     <w:p>
       <w:pPr>
@@ -2430,7 +2471,7 @@
 </file>
 
 <file path=word/header1.xml><?xml version="1.0" encoding="utf-8"?>
-<w:hdr xmlns:wpc="http://schemas.microsoft.com/office/word/2010/wordprocessingCanvas" xmlns:cx="http://schemas.microsoft.com/office/drawing/2014/chartex" xmlns:mc="http://schemas.openxmlformats.org/markup-compatibility/2006" xmlns:o="urn:schemas-microsoft-com:office:office" xmlns:r="http://schemas.openxmlformats.org/officeDocument/2006/relationships" xmlns:m="http://schemas.openxmlformats.org/officeDocument/2006/math" xmlns:v="urn:schemas-microsoft-com:vml" xmlns:wp14="http://schemas.microsoft.com/office/word/2010/wordprocessingDrawing" xmlns:wp="http://schemas.openxmlformats.org/drawingml/2006/wordprocessingDrawing" xmlns:w10="urn:schemas-microsoft-com:office:word" xmlns:w="http://schemas.openxmlformats.org/wordprocessingml/2006/main" xmlns:w14="http://schemas.microsoft.com/office/word/2010/wordml" xmlns:w15="http://schemas.microsoft.com/office/word/2012/wordml" xmlns:w16se="http://schemas.microsoft.com/office/word/2015/wordml/symex" xmlns:wpg="http://schemas.microsoft.com/office/word/2010/wordprocessingGroup" xmlns:wpi="http://schemas.microsoft.com/office/word/2010/wordprocessingInk" xmlns:wne="http://schemas.microsoft.com/office/word/2006/wordml" xmlns:wps="http://schemas.microsoft.com/office/word/2010/wordprocessingShape" mc:Ignorable="w14 w15 w16se wp14">
+<w:hdr xmlns:wpc="http://schemas.microsoft.com/office/word/2010/wordprocessingCanvas" xmlns:cx="http://schemas.microsoft.com/office/drawing/2014/chartex" xmlns:cx1="http://schemas.microsoft.com/office/drawing/2015/9/8/chartex" xmlns:cx2="http://schemas.microsoft.com/office/drawing/2015/10/21/chartex" xmlns:cx3="http://schemas.microsoft.com/office/drawing/2016/5/9/chartex" xmlns:cx4="http://schemas.microsoft.com/office/drawing/2016/5/10/chartex" xmlns:cx5="http://schemas.microsoft.com/office/drawing/2016/5/11/chartex" xmlns:cx6="http://schemas.microsoft.com/office/drawing/2016/5/12/chartex" xmlns:cx7="http://schemas.microsoft.com/office/drawing/2016/5/13/chartex" xmlns:cx8="http://schemas.microsoft.com/office/drawing/2016/5/14/chartex" xmlns:mc="http://schemas.openxmlformats.org/markup-compatibility/2006" xmlns:aink="http://schemas.microsoft.com/office/drawing/2016/ink" xmlns:am3d="http://schemas.microsoft.com/office/drawing/2017/model3d" xmlns:o="urn:schemas-microsoft-com:office:office" xmlns:oel="http://schemas.microsoft.com/office/2019/extlst" xmlns:r="http://schemas.openxmlformats.org/officeDocument/2006/relationships" xmlns:m="http://schemas.openxmlformats.org/officeDocument/2006/math" xmlns:v="urn:schemas-microsoft-com:vml" xmlns:wp14="http://schemas.microsoft.com/office/word/2010/wordprocessingDrawing" xmlns:wp="http://schemas.openxmlformats.org/drawingml/2006/wordprocessingDrawing" xmlns:w10="urn:schemas-microsoft-com:office:word" xmlns:w="http://schemas.openxmlformats.org/wordprocessingml/2006/main" xmlns:w14="http://schemas.microsoft.com/office/word/2010/wordml" xmlns:w15="http://schemas.microsoft.com/office/word/2012/wordml" xmlns:w16cex="http://schemas.microsoft.com/office/word/2018/wordml/cex" xmlns:w16cid="http://schemas.microsoft.com/office/word/2016/wordml/cid" xmlns:w16="http://schemas.microsoft.com/office/word/2018/wordml" xmlns:w16du="http://schemas.microsoft.com/office/word/2023/wordml/word16du" xmlns:w16sdtdh="http://schemas.microsoft.com/office/word/2020/wordml/sdtdatahash" xmlns:w16sdtfl="http://schemas.microsoft.com/office/word/2024/wordml/sdtformatlock" xmlns:w16se="http://schemas.microsoft.com/office/word/2015/wordml/symex" xmlns:wpg="http://schemas.microsoft.com/office/word/2010/wordprocessingGroup" xmlns:wpi="http://schemas.microsoft.com/office/word/2010/wordprocessingInk" xmlns:wne="http://schemas.microsoft.com/office/word/2006/wordml" xmlns:wps="http://schemas.microsoft.com/office/word/2010/wordprocessingShape" mc:Ignorable="w14 w15 w16se w16cid w16 w16cex w16sdtdh w16sdtfl w16du wp14">
   <w:p>
     <w:pPr>
       <w:pStyle w:val="Encabezado"/>
@@ -2456,7 +2497,7 @@
           <v:path o:extrusionok="f" gradientshapeok="t" o:connecttype="rect"/>
           <o:lock v:ext="edit" aspectratio="t"/>
         </v:shapetype>
-        <v:shape id="WordPictureWatermark404492063" o:spid="_x0000_s2050" type="#_x0000_t75" style="position:absolute;margin-left:0;margin-top:0;width:565.65pt;height:800pt;z-index:-251657216;mso-position-horizontal:center;mso-position-horizontal-relative:margin;mso-position-vertical:center;mso-position-vertical-relative:margin;mso-width-relative:page;mso-height-relative:page" o:allowincell="f">
+        <v:shape id="WordPictureWatermark404492063" o:spid="_x0000_s1026" type="#_x0000_t75" style="position:absolute;margin-left:0;margin-top:0;width:565.65pt;height:800pt;z-index:-251657216;mso-position-horizontal:center;mso-position-horizontal-relative:margin;mso-position-vertical:center;mso-position-vertical-relative:margin;mso-width-relative:page;mso-height-relative:page" o:allowincell="f">
           <v:imagedata r:id="rId1" o:title="Hoja Membretada - DirecciónAdmin"/>
           <w10:wrap anchorx="margin" anchory="margin"/>
         </v:shape>
@@ -2467,7 +2508,7 @@
 </file>
 
 <file path=word/header2.xml><?xml version="1.0" encoding="utf-8"?>
-<w:hdr xmlns:wpc="http://schemas.microsoft.com/office/word/2010/wordprocessingCanvas" xmlns:cx="http://schemas.microsoft.com/office/drawing/2014/chartex" xmlns:mc="http://schemas.openxmlformats.org/markup-compatibility/2006" xmlns:o="urn:schemas-microsoft-com:office:office" xmlns:r="http://schemas.openxmlformats.org/officeDocument/2006/relationships" xmlns:m="http://schemas.openxmlformats.org/officeDocument/2006/math" xmlns:v="urn:schemas-microsoft-com:vml" xmlns:wp14="http://schemas.microsoft.com/office/word/2010/wordprocessingDrawing" xmlns:wp="http://schemas.openxmlformats.org/drawingml/2006/wordprocessingDrawing" xmlns:w10="urn:schemas-microsoft-com:office:word" xmlns:w="http://schemas.openxmlformats.org/wordprocessingml/2006/main" xmlns:w14="http://schemas.microsoft.com/office/word/2010/wordml" xmlns:w15="http://schemas.microsoft.com/office/word/2012/wordml" xmlns:w16se="http://schemas.microsoft.com/office/word/2015/wordml/symex" xmlns:wpg="http://schemas.microsoft.com/office/word/2010/wordprocessingGroup" xmlns:wpi="http://schemas.microsoft.com/office/word/2010/wordprocessingInk" xmlns:wne="http://schemas.microsoft.com/office/word/2006/wordml" xmlns:wps="http://schemas.microsoft.com/office/word/2010/wordprocessingShape" mc:Ignorable="w14 w15 w16se wp14">
+<w:hdr xmlns:wpc="http://schemas.microsoft.com/office/word/2010/wordprocessingCanvas" xmlns:cx="http://schemas.microsoft.com/office/drawing/2014/chartex" xmlns:cx1="http://schemas.microsoft.com/office/drawing/2015/9/8/chartex" xmlns:cx2="http://schemas.microsoft.com/office/drawing/2015/10/21/chartex" xmlns:cx3="http://schemas.microsoft.com/office/drawing/2016/5/9/chartex" xmlns:cx4="http://schemas.microsoft.com/office/drawing/2016/5/10/chartex" xmlns:cx5="http://schemas.microsoft.com/office/drawing/2016/5/11/chartex" xmlns:cx6="http://schemas.microsoft.com/office/drawing/2016/5/12/chartex" xmlns:cx7="http://schemas.microsoft.com/office/drawing/2016/5/13/chartex" xmlns:cx8="http://schemas.microsoft.com/office/drawing/2016/5/14/chartex" xmlns:mc="http://schemas.openxmlformats.org/markup-compatibility/2006" xmlns:aink="http://schemas.microsoft.com/office/drawing/2016/ink" xmlns:am3d="http://schemas.microsoft.com/office/drawing/2017/model3d" xmlns:o="urn:schemas-microsoft-com:office:office" xmlns:oel="http://schemas.microsoft.com/office/2019/extlst" xmlns:r="http://schemas.openxmlformats.org/officeDocument/2006/relationships" xmlns:m="http://schemas.openxmlformats.org/officeDocument/2006/math" xmlns:v="urn:schemas-microsoft-com:vml" xmlns:wp14="http://schemas.microsoft.com/office/word/2010/wordprocessingDrawing" xmlns:wp="http://schemas.openxmlformats.org/drawingml/2006/wordprocessingDrawing" xmlns:w10="urn:schemas-microsoft-com:office:word" xmlns:w="http://schemas.openxmlformats.org/wordprocessingml/2006/main" xmlns:w14="http://schemas.microsoft.com/office/word/2010/wordml" xmlns:w15="http://schemas.microsoft.com/office/word/2012/wordml" xmlns:w16cex="http://schemas.microsoft.com/office/word/2018/wordml/cex" xmlns:w16cid="http://schemas.microsoft.com/office/word/2016/wordml/cid" xmlns:w16="http://schemas.microsoft.com/office/word/2018/wordml" xmlns:w16du="http://schemas.microsoft.com/office/word/2023/wordml/word16du" xmlns:w16sdtdh="http://schemas.microsoft.com/office/word/2020/wordml/sdtdatahash" xmlns:w16sdtfl="http://schemas.microsoft.com/office/word/2024/wordml/sdtformatlock" xmlns:w16se="http://schemas.microsoft.com/office/word/2015/wordml/symex" xmlns:wpg="http://schemas.microsoft.com/office/word/2010/wordprocessingGroup" xmlns:wpi="http://schemas.microsoft.com/office/word/2010/wordprocessingInk" xmlns:wne="http://schemas.microsoft.com/office/word/2006/wordml" xmlns:wps="http://schemas.microsoft.com/office/word/2010/wordprocessingShape" mc:Ignorable="w14 w15 w16se w16cid w16 w16cex w16sdtdh w16sdtfl w16du wp14">
   <w:p>
     <w:pPr>
       <w:pStyle w:val="Encabezado"/>
@@ -2632,7 +2673,7 @@
                               <w:szCs w:val="18"/>
                               <w:lang w:val="es-MX"/>
                             </w:rPr>
-                            <w:t xml:space="preserve">MGTR. JENNY ORTEGA MAZÓN, ADMINISTRADORA DE LA FACULTAD DE JURISPRUDENCIA, CIENCIAS SOCIALES Y POLÍTICAS, Y MGTR. JENNY ORTEGA MAZÓN, JEFE DE FACULTAD, CON FECHA DE CORTE AL 7 de abril del 2026.</w:t>
+                            <w:t xml:space="preserve">MGTR. JENNY ORTEGA MAZÓN, Administradora DE LA FACULTAD DE JURISPRUDENCIA, CIENCIAS SOCIALES Y POLÍTICAS, Y ING. PEDRO TIGRERO CASTRO, Asistente de Facultad 1, CON FECHA DE CORTE AL 1 de abril del 2026.</w:t>
                           </w:r>
                           <w:r>
                             <w:rPr>
@@ -3432,7 +3473,7 @@
                         <w:szCs w:val="18"/>
                         <w:lang w:val="es-MX"/>
                       </w:rPr>
-                      <w:t xml:space="preserve">MGTR. JENNY ORTEGA MAZÓN, ADMINISTRADORA DE LA FACULTAD DE JURISPRUDENCIA, CIENCIAS SOCIALES Y POLÍTICAS, Y MGTR. JENNY ORTEGA MAZÓN, JEFE DE FACULTAD, CON FECHA DE CORTE AL 7 de abril del 2026.</w:t>
+                      <w:t xml:space="preserve">MGTR. JENNY ORTEGA MAZÓN, Administradora DE LA FACULTAD DE JURISPRUDENCIA, CIENCIAS SOCIALES Y POLÍTICAS, Y ING. PEDRO TIGRERO CASTRO, Asistente de Facultad 1, CON FECHA DE CORTE AL 1 de abril del 2026.</w:t>
                     </w:r>
                     <w:r>
                       <w:rPr>
@@ -4269,7 +4310,7 @@
 </file>
 
 <file path=word/header3.xml><?xml version="1.0" encoding="utf-8"?>
-<w:hdr xmlns:wpc="http://schemas.microsoft.com/office/word/2010/wordprocessingCanvas" xmlns:cx="http://schemas.microsoft.com/office/drawing/2014/chartex" xmlns:mc="http://schemas.openxmlformats.org/markup-compatibility/2006" xmlns:o="urn:schemas-microsoft-com:office:office" xmlns:r="http://schemas.openxmlformats.org/officeDocument/2006/relationships" xmlns:m="http://schemas.openxmlformats.org/officeDocument/2006/math" xmlns:v="urn:schemas-microsoft-com:vml" xmlns:wp14="http://schemas.microsoft.com/office/word/2010/wordprocessingDrawing" xmlns:wp="http://schemas.openxmlformats.org/drawingml/2006/wordprocessingDrawing" xmlns:w10="urn:schemas-microsoft-com:office:word" xmlns:w="http://schemas.openxmlformats.org/wordprocessingml/2006/main" xmlns:w14="http://schemas.microsoft.com/office/word/2010/wordml" xmlns:w15="http://schemas.microsoft.com/office/word/2012/wordml" xmlns:w16se="http://schemas.microsoft.com/office/word/2015/wordml/symex" xmlns:wpg="http://schemas.microsoft.com/office/word/2010/wordprocessingGroup" xmlns:wpi="http://schemas.microsoft.com/office/word/2010/wordprocessingInk" xmlns:wne="http://schemas.microsoft.com/office/word/2006/wordml" xmlns:wps="http://schemas.microsoft.com/office/word/2010/wordprocessingShape" mc:Ignorable="w14 w15 w16se wp14">
+<w:hdr xmlns:wpc="http://schemas.microsoft.com/office/word/2010/wordprocessingCanvas" xmlns:cx="http://schemas.microsoft.com/office/drawing/2014/chartex" xmlns:cx1="http://schemas.microsoft.com/office/drawing/2015/9/8/chartex" xmlns:cx2="http://schemas.microsoft.com/office/drawing/2015/10/21/chartex" xmlns:cx3="http://schemas.microsoft.com/office/drawing/2016/5/9/chartex" xmlns:cx4="http://schemas.microsoft.com/office/drawing/2016/5/10/chartex" xmlns:cx5="http://schemas.microsoft.com/office/drawing/2016/5/11/chartex" xmlns:cx6="http://schemas.microsoft.com/office/drawing/2016/5/12/chartex" xmlns:cx7="http://schemas.microsoft.com/office/drawing/2016/5/13/chartex" xmlns:cx8="http://schemas.microsoft.com/office/drawing/2016/5/14/chartex" xmlns:mc="http://schemas.openxmlformats.org/markup-compatibility/2006" xmlns:aink="http://schemas.microsoft.com/office/drawing/2016/ink" xmlns:am3d="http://schemas.microsoft.com/office/drawing/2017/model3d" xmlns:o="urn:schemas-microsoft-com:office:office" xmlns:oel="http://schemas.microsoft.com/office/2019/extlst" xmlns:r="http://schemas.openxmlformats.org/officeDocument/2006/relationships" xmlns:m="http://schemas.openxmlformats.org/officeDocument/2006/math" xmlns:v="urn:schemas-microsoft-com:vml" xmlns:wp14="http://schemas.microsoft.com/office/word/2010/wordprocessingDrawing" xmlns:wp="http://schemas.openxmlformats.org/drawingml/2006/wordprocessingDrawing" xmlns:w10="urn:schemas-microsoft-com:office:word" xmlns:w="http://schemas.openxmlformats.org/wordprocessingml/2006/main" xmlns:w14="http://schemas.microsoft.com/office/word/2010/wordml" xmlns:w15="http://schemas.microsoft.com/office/word/2012/wordml" xmlns:w16cex="http://schemas.microsoft.com/office/word/2018/wordml/cex" xmlns:w16cid="http://schemas.microsoft.com/office/word/2016/wordml/cid" xmlns:w16="http://schemas.microsoft.com/office/word/2018/wordml" xmlns:w16du="http://schemas.microsoft.com/office/word/2023/wordml/word16du" xmlns:w16sdtdh="http://schemas.microsoft.com/office/word/2020/wordml/sdtdatahash" xmlns:w16sdtfl="http://schemas.microsoft.com/office/word/2024/wordml/sdtformatlock" xmlns:w16se="http://schemas.microsoft.com/office/word/2015/wordml/symex" xmlns:wpg="http://schemas.microsoft.com/office/word/2010/wordprocessingGroup" xmlns:wpi="http://schemas.microsoft.com/office/word/2010/wordprocessingInk" xmlns:wne="http://schemas.microsoft.com/office/word/2006/wordml" xmlns:wps="http://schemas.microsoft.com/office/word/2010/wordprocessingShape" mc:Ignorable="w14 w15 w16se w16cid w16 w16cex w16sdtdh w16sdtfl w16du wp14">
   <w:p>
     <w:pPr>
       <w:pStyle w:val="Encabezado"/>
@@ -4295,7 +4336,7 @@
           <v:path o:extrusionok="f" gradientshapeok="t" o:connecttype="rect"/>
           <o:lock v:ext="edit" aspectratio="t"/>
         </v:shapetype>
-        <v:shape id="WordPictureWatermark404492062" o:spid="_x0000_s2049" type="#_x0000_t75" style="position:absolute;margin-left:0;margin-top:0;width:565.65pt;height:800pt;z-index:-251656192;mso-position-horizontal:center;mso-position-horizontal-relative:margin;mso-position-vertical:center;mso-position-vertical-relative:margin;mso-width-relative:page;mso-height-relative:page" o:allowincell="f">
+        <v:shape id="WordPictureWatermark404492062" o:spid="_x0000_s1025" type="#_x0000_t75" style="position:absolute;margin-left:0;margin-top:0;width:565.65pt;height:800pt;z-index:-251656192;mso-position-horizontal:center;mso-position-horizontal-relative:margin;mso-position-vertical:center;mso-position-vertical-relative:margin;mso-width-relative:page;mso-height-relative:page" o:allowincell="f">
           <v:imagedata r:id="rId1" o:title="Hoja Membretada - DirecciónAdmin"/>
           <w10:wrap anchorx="margin" anchory="margin"/>
         </v:shape>
@@ -4306,7 +4347,7 @@
 </file>
 
 <file path=word/styles.xml><?xml version="1.0" encoding="utf-8"?>
-<w:styles xmlns:mc="http://schemas.openxmlformats.org/markup-compatibility/2006" xmlns:r="http://schemas.openxmlformats.org/officeDocument/2006/relationships" xmlns:w="http://schemas.openxmlformats.org/wordprocessingml/2006/main" xmlns:w14="http://schemas.microsoft.com/office/word/2010/wordml" xmlns:w15="http://schemas.microsoft.com/office/word/2012/wordml" xmlns:w16se="http://schemas.microsoft.com/office/word/2015/wordml/symex" mc:Ignorable="w14 w15 w16se">
+<w:styles xmlns:mc="http://schemas.openxmlformats.org/markup-compatibility/2006" xmlns:r="http://schemas.openxmlformats.org/officeDocument/2006/relationships" xmlns:w="http://schemas.openxmlformats.org/wordprocessingml/2006/main" xmlns:w14="http://schemas.microsoft.com/office/word/2010/wordml" xmlns:w15="http://schemas.microsoft.com/office/word/2012/wordml" xmlns:w16cex="http://schemas.microsoft.com/office/word/2018/wordml/cex" xmlns:w16cid="http://schemas.microsoft.com/office/word/2016/wordml/cid" xmlns:w16="http://schemas.microsoft.com/office/word/2018/wordml" xmlns:w16du="http://schemas.microsoft.com/office/word/2023/wordml/word16du" xmlns:w16sdtdh="http://schemas.microsoft.com/office/word/2020/wordml/sdtdatahash" xmlns:w16sdtfl="http://schemas.microsoft.com/office/word/2024/wordml/sdtformatlock" xmlns:w16se="http://schemas.microsoft.com/office/word/2015/wordml/symex" mc:Ignorable="w14 w15 w16se w16cid w16 w16cex w16sdtdh w16sdtfl w16du">
   <w:docDefaults>
     <w:rPrDefault>
       <w:rPr>
@@ -4316,7 +4357,7 @@
     </w:rPrDefault>
     <w:pPrDefault/>
   </w:docDefaults>
-  <w:latentStyles w:defLockedState="0" w:defUIPriority="99" w:defSemiHidden="0" w:defUnhideWhenUsed="0" w:defQFormat="0" w:count="371">
+  <w:latentStyles w:defLockedState="0" w:defUIPriority="99" w:defSemiHidden="0" w:defUnhideWhenUsed="0" w:defQFormat="0" w:count="376">
     <w:lsdException w:name="Normal" w:uiPriority="0" w:qFormat="1"/>
     <w:lsdException w:name="heading 1" w:uiPriority="9" w:qFormat="1"/>
     <w:lsdException w:name="heading 2" w:semiHidden="1" w:uiPriority="9" w:unhideWhenUsed="1" w:qFormat="1"/>
@@ -4688,6 +4729,11 @@
     <w:lsdException w:name="List Table 5 Dark Accent 6" w:uiPriority="50"/>
     <w:lsdException w:name="List Table 6 Colorful Accent 6" w:uiPriority="51"/>
     <w:lsdException w:name="List Table 7 Colorful Accent 6" w:uiPriority="52"/>
+    <w:lsdException w:name="Mention" w:semiHidden="1" w:unhideWhenUsed="1"/>
+    <w:lsdException w:name="Smart Hyperlink" w:semiHidden="1" w:unhideWhenUsed="1"/>
+    <w:lsdException w:name="Hashtag" w:semiHidden="1" w:unhideWhenUsed="1"/>
+    <w:lsdException w:name="Unresolved Mention" w:semiHidden="1" w:unhideWhenUsed="1"/>
+    <w:lsdException w:name="Smart Link" w:semiHidden="1" w:unhideWhenUsed="1"/>
   </w:latentStyles>
   <w:style w:type="paragraph" w:default="1" w:styleId="Normal">
     <w:name w:val="Normal"/>
@@ -5328,6 +5374,104 @@
       <w:lang w:val="en-US" w:eastAsia="en-US"/>
     </w:rPr>
   </w:style>
+  <w:style w:type="paragraph" w:styleId="NormalWeb">
+    <w:name w:val="Normal (Web)"/>
+    <w:basedOn w:val="Normal"/>
+    <w:uiPriority w:val="99"/>
+    <w:unhideWhenUsed/>
+    <w:rsid w:val="00042BC9"/>
+    <w:pPr>
+      <w:spacing w:before="100" w:beforeAutospacing="1" w:after="100" w:afterAutospacing="1" w:line="240" w:lineRule="auto"/>
+    </w:pPr>
+    <w:rPr>
+      <w:rFonts w:ascii="Times New Roman" w:hAnsi="Times New Roman"/>
+      <w:sz w:val="24"/>
+      <w:szCs w:val="24"/>
+      <w:lang w:val="en-US" w:eastAsia="en-US"/>
+    </w:rPr>
+  </w:style>
+  <w:style w:type="table" w:styleId="Tablanormal2">
+    <w:name w:val="Plain Table 2"/>
+    <w:basedOn w:val="Tablanormal"/>
+    <w:uiPriority w:val="42"/>
+    <w:rsid w:val="00042BC9"/>
+    <w:rPr>
+      <w:sz w:val="22"/>
+      <w:szCs w:val="22"/>
+      <w:lang w:val="en-US" w:eastAsia="en-US"/>
+    </w:rPr>
+    <w:tblPr>
+      <w:tblStyleRowBandSize w:val="1"/>
+      <w:tblStyleColBandSize w:val="1"/>
+      <w:tblBorders>
+        <w:top w:val="single" w:sz="4" w:space="0" w:color="7F7F7F" w:themeColor="text1" w:themeTint="80"/>
+        <w:bottom w:val="single" w:sz="4" w:space="0" w:color="7F7F7F" w:themeColor="text1" w:themeTint="80"/>
+      </w:tblBorders>
+    </w:tblPr>
+    <w:tblStylePr w:type="firstRow">
+      <w:rPr>
+        <w:b/>
+        <w:bCs/>
+      </w:rPr>
+      <w:tblPr/>
+      <w:tcPr>
+        <w:tcBorders>
+          <w:bottom w:val="single" w:sz="4" w:space="0" w:color="7F7F7F" w:themeColor="text1" w:themeTint="80"/>
+        </w:tcBorders>
+      </w:tcPr>
+    </w:tblStylePr>
+    <w:tblStylePr w:type="lastRow">
+      <w:rPr>
+        <w:b/>
+        <w:bCs/>
+      </w:rPr>
+      <w:tblPr/>
+      <w:tcPr>
+        <w:tcBorders>
+          <w:top w:val="single" w:sz="4" w:space="0" w:color="7F7F7F" w:themeColor="text1" w:themeTint="80"/>
+        </w:tcBorders>
+      </w:tcPr>
+    </w:tblStylePr>
+    <w:tblStylePr w:type="firstCol">
+      <w:rPr>
+        <w:b/>
+        <w:bCs/>
+      </w:rPr>
+    </w:tblStylePr>
+    <w:tblStylePr w:type="lastCol">
+      <w:rPr>
+        <w:b/>
+        <w:bCs/>
+      </w:rPr>
+    </w:tblStylePr>
+    <w:tblStylePr w:type="band1Vert">
+      <w:tblPr/>
+      <w:tcPr>
+        <w:tcBorders>
+          <w:left w:val="single" w:sz="4" w:space="0" w:color="7F7F7F" w:themeColor="text1" w:themeTint="80"/>
+          <w:right w:val="single" w:sz="4" w:space="0" w:color="7F7F7F" w:themeColor="text1" w:themeTint="80"/>
+        </w:tcBorders>
+      </w:tcPr>
+    </w:tblStylePr>
+    <w:tblStylePr w:type="band2Vert">
+      <w:tblPr/>
+      <w:tcPr>
+        <w:tcBorders>
+          <w:left w:val="single" w:sz="4" w:space="0" w:color="7F7F7F" w:themeColor="text1" w:themeTint="80"/>
+          <w:right w:val="single" w:sz="4" w:space="0" w:color="7F7F7F" w:themeColor="text1" w:themeTint="80"/>
+        </w:tcBorders>
+      </w:tcPr>
+    </w:tblStylePr>
+    <w:tblStylePr w:type="band1Horz">
+      <w:tblPr/>
+      <w:tcPr>
+        <w:tcBorders>
+          <w:top w:val="single" w:sz="4" w:space="0" w:color="7F7F7F" w:themeColor="text1" w:themeTint="80"/>
+          <w:bottom w:val="single" w:sz="4" w:space="0" w:color="7F7F7F" w:themeColor="text1" w:themeTint="80"/>
+        </w:tcBorders>
+      </w:tcPr>
+    </w:tblStylePr>
+  </w:style>
 </w:styles>
 </file>
 
@@ -5611,7 +5755,7 @@
 </file>
 
 <file path=customXml/itemProps2.xml><?xml version="1.0" encoding="utf-8"?>
-<ds:datastoreItem xmlns:ds="http://schemas.openxmlformats.org/officeDocument/2006/customXml" ds:itemID="{DB39F8EF-A6D5-4BA5-8396-48BFC4FEDC15}">
+<ds:datastoreItem xmlns:ds="http://schemas.openxmlformats.org/officeDocument/2006/customXml" ds:itemID="{FFB5B253-DDD4-4CA5-B613-B170099A3A38}">
   <ds:schemaRefs>
     <ds:schemaRef ds:uri="http://schemas.openxmlformats.org/officeDocument/2006/bibliography"/>
   </ds:schemaRefs>
